--- a/engine/borouge_study/BOROUGE_Valuation_Study_09-08-2026_public.docx
+++ b/engine/borouge_study/BOROUGE_Valuation_Study_09-08-2026_public.docx
@@ -201,7 +201,7 @@
                 <w:color w:val="1C3A36"/>
                 <w:sz w:val="19"/>
               </w:rPr>
-              <w:t>This study publishes TWO answers to its central question, not one, and never averages them. Borouge’s own share-price history gives a very low measured sensitivity to its market, and a sensitivity built up from what global chemical companies look like gives a much higher one. The gap is worth 1.84 dirhams a share. Rather than pick one and bury the choice, the study carries both all the way through — every lens, every table, the workbook, and the analyst appendix.</w:t>
+              <w:t>This study publishes TWO answers to its central question, not one, and never averages them. Borouge’s own share-price history gives a very low measured sensitivity to its market, and a sensitivity built up from what global chemical companies look like gives a much higher one. The gap is worth 1.30 dirhams a share. Rather than pick one and bury the choice, the study carries both all the way through — every lens, every table, the workbook, and the analyst appendix.</w:t>
             </w:r>
           </w:p>
           <w:p>
@@ -271,7 +271,7 @@
           <w:color w:val="1C3A36"/>
           <w:sz w:val="21"/>
         </w:rPr>
-        <w:t>On the four valuation lenses the study runs, the field spans 1.29 to 3.33 dirhams a share, with a median of 1.73 against a close of 2.40. That is not a narrow answer and the study does not pretend otherwise. The width is not noise — it is almost entirely one disagreement, about how risky this share really is, and the study prices that disagreement rather than resolving it.</w:t>
+        <w:t>On the four valuation lenses the study runs, the field spans 1.29 to 2.79 dirhams a share, with a median of 1.73 against a close of 2.40. That is not a narrow answer and the study does not pretend otherwise. The width is not noise — it is almost entirely one disagreement, about how risky this share really is, and the study prices that disagreement rather than resolving it.</w:t>
       </w:r>
     </w:p>
     <w:p>
@@ -354,7 +354,7 @@
                 <w:color w:val="1C3A36"/>
                 <w:sz w:val="19"/>
               </w:rPr>
-              <w:t>The 2026 damage is mechanically identifiable and mechanically reversible. Feedstock at $395 a tonne instead of $256, and freight at $177 a tonne instead of $77, are an idled conversion unit and a re-routed ship. Neither is a permanent reset of the cost base. Whether they reverse in 2026 or drag into 2027 is genuinely unknowable, so the study builds both and publishes both: the answers differ by 0.5 fils a share — under a fifth of one per cent of the price — so the disruption is loud in the news and almost silent in the valuation. A year of impaired shipping sits inside a five-year window in which most of the value lies beyond the forecast, so it moves the answer far less than the headlines suggest.</w:t>
+              <w:t>The 2026 damage is mechanically identifiable and mechanically reversible. Feedstock at $395 a tonne instead of $256, and freight at $177 a tonne instead of $77, are an idled conversion unit and a re-routed ship. Neither is a permanent reset of the cost base. Whether they reverse in 2026 or drag into 2027 is genuinely unknowable, so the study builds both and publishes both: the answers differ by 0.1 fils a share — under a fifth of one per cent of the price — so the disruption is loud in the news and almost silent in the valuation. A year of impaired shipping sits inside a five-year window in which most of the value lies beyond the forecast, so it moves the answer far less than the headlines suggest.</w:t>
             </w:r>
           </w:p>
           <w:p>
@@ -374,7 +374,7 @@
                 <w:color w:val="1C3A36"/>
                 <w:sz w:val="19"/>
               </w:rPr>
-              <w:t>The expansion next door is not yours. Borouge 4 adds 1.4 million tonnes at the same site and is owned 70% by ADNOC and 30% by OMV. Borouge plc operates it for a fee. Valued as a fee stream, that is worth about $2,970m, or 9.7% of enterprise value — real, but a fraction of what the tonnes would be worth if the company owned them. It is why terminal growth in this study is long-run inflation and nothing more.</w:t>
+              <w:t>The expansion next door is not yours. Borouge 4 adds 1.4 million tonnes at the same site and is owned 70% by ADNOC and 30% by OMV. Borouge plc operates it for a fee. Valued as a fee stream, that is worth about $2,505m, or 9.5% of enterprise value — real, but a fraction of what the tonnes would be worth if the company owned them. It is why terminal growth in this study is long-run inflation and nothing more.</w:t>
             </w:r>
           </w:p>
           <w:p>
@@ -394,7 +394,7 @@
                 <w:color w:val="1C3A36"/>
                 <w:sz w:val="19"/>
               </w:rPr>
-              <w:t>Most of the value is in the years nobody can see. Terminal value is 72.7% of enterprise value on the central construction. That is high, it is stated in the summary table and in the bridge rather than buried, and it is the honest consequence of valuing a long-lived asset at a cost of capital of 5.48%. At the higher cost of capital the study also publishes, the terminal share falls to 59.7% — and the value falls with it.</w:t>
+              <w:t>Most of the value is in the years nobody can see. Terminal value is 70.2% of enterprise value on the central construction. That is high, it is stated in the summary table and in the bridge rather than buried, and it is the honest consequence of valuing a long-lived asset at a cost of capital of 6.09%. At the higher cost of capital the study also publishes, the terminal share falls to 59.7% — and the value falls with it.</w:t>
             </w:r>
           </w:p>
         </w:tc>
@@ -609,7 +609,7 @@
                 <w:color w:val="1C3A36"/>
                 <w:sz w:val="17"/>
               </w:rPr>
-              <w:t>3.33</w:t>
+              <w:t>2.79</w:t>
             </w:r>
           </w:p>
         </w:tc>
@@ -627,7 +627,7 @@
                 <w:color w:val="1C3A36"/>
                 <w:sz w:val="17"/>
               </w:rPr>
-              <w:t>72.7%</w:t>
+              <w:t>70.2%</w:t>
             </w:r>
           </w:p>
         </w:tc>
@@ -700,7 +700,7 @@
                 <w:color w:val="1C3A36"/>
                 <w:sz w:val="17"/>
               </w:rPr>
-              <w:t>3.32</w:t>
+              <w:t>2.79</w:t>
             </w:r>
           </w:p>
         </w:tc>
@@ -718,7 +718,7 @@
                 <w:color w:val="1C3A36"/>
                 <w:sz w:val="17"/>
               </w:rPr>
-              <w:t>72.0%</w:t>
+              <w:t>69.5%</w:t>
             </w:r>
           </w:p>
         </w:tc>
@@ -791,7 +791,7 @@
                 <w:color w:val="1C3A36"/>
                 <w:sz w:val="17"/>
               </w:rPr>
-              <w:t>2.84</w:t>
+              <w:t>2.39</w:t>
             </w:r>
           </w:p>
         </w:tc>
@@ -882,7 +882,7 @@
                 <w:color w:val="1C3A36"/>
                 <w:sz w:val="17"/>
               </w:rPr>
-              <w:t>3.05</w:t>
+              <w:t>2.54</w:t>
             </w:r>
           </w:p>
         </w:tc>
@@ -1070,7 +1070,7 @@
                 <w:color w:val="1C3A36"/>
                 <w:sz w:val="17"/>
               </w:rPr>
-              <w:t>3.33 high</w:t>
+              <w:t>2.79 high</w:t>
             </w:r>
           </w:p>
         </w:tc>
@@ -1235,7 +1235,7 @@
                 <w:color w:val="1C3A36"/>
                 <w:sz w:val="19"/>
               </w:rPr>
-              <w:t>Take the risk debate out and the study is tight: at the share’s own measured risk the four lenses land at 3.33, 2.84, 3.05 and 1.73; at sector risk they land at 1.49, 1.35, 1.29 and 1.73. Within each column the methods agree far better than they disagree. It is the choice BETWEEN columns that is worth almost two dirhams, and no amount of extra modelling settles it — it is a judgement about whether four years of a thinly floated share trading in a narrow band tells you anything about the risk of a business whose earnings track a global commodity.</w:t>
+              <w:t>Take the risk debate out and the study is tight: at the share’s own measured risk the four lenses land at 2.79, 2.39, 2.54 and 1.73; at sector risk they land at 1.49, 1.35, 1.29 and 1.73. Within each column the methods agree far better than they disagree. It is the choice BETWEEN columns that is worth almost two dirhams, and no amount of extra modelling settles it — it is a judgement about whether four years of a thinly floated share trading in a narrow band tells you anything about the risk of a business whose earnings track a global commodity.</w:t>
             </w:r>
           </w:p>
         </w:tc>
@@ -1710,7 +1710,7 @@
                 <w:color w:val="1C3A36"/>
                 <w:sz w:val="17"/>
               </w:rPr>
-              <w:t>The Borouge 4 operator fee — a contracted stream from assets the company does not own, worth about $2,970m</w:t>
+              <w:t>The Borouge 4 operator fee — a contracted stream from assets the company does not own, worth about $2,505m</w:t>
             </w:r>
           </w:p>
         </w:tc>
@@ -3537,7 +3537,7 @@
                 <w:color w:val="1C3A36"/>
                 <w:sz w:val="17"/>
               </w:rPr>
-              <w:t>0.9480</w:t>
+              <w:t>0.9426</w:t>
             </w:r>
           </w:p>
         </w:tc>
@@ -3555,7 +3555,7 @@
                 <w:color w:val="1C3A36"/>
                 <w:sz w:val="17"/>
               </w:rPr>
-              <w:t>0.8987</w:t>
+              <w:t>0.8885</w:t>
             </w:r>
           </w:p>
         </w:tc>
@@ -3573,7 +3573,7 @@
                 <w:color w:val="1C3A36"/>
                 <w:sz w:val="17"/>
               </w:rPr>
-              <w:t>0.8520</w:t>
+              <w:t>0.8376</w:t>
             </w:r>
           </w:p>
         </w:tc>
@@ -3591,7 +3591,7 @@
                 <w:color w:val="1C3A36"/>
                 <w:sz w:val="17"/>
               </w:rPr>
-              <w:t>0.8077</w:t>
+              <w:t>0.7895</w:t>
             </w:r>
           </w:p>
         </w:tc>
@@ -3609,7 +3609,7 @@
                 <w:color w:val="1C3A36"/>
                 <w:sz w:val="17"/>
               </w:rPr>
-              <w:t>0.7657</w:t>
+              <w:t>0.7442</w:t>
             </w:r>
           </w:p>
         </w:tc>
@@ -3650,7 +3650,7 @@
                 <w:color w:val="1C3A36"/>
                 <w:sz w:val="17"/>
               </w:rPr>
-              <w:t>1,248</w:t>
+              <w:t>1,241</w:t>
             </w:r>
           </w:p>
         </w:tc>
@@ -3670,7 +3670,7 @@
                 <w:color w:val="1C3A36"/>
                 <w:sz w:val="17"/>
               </w:rPr>
-              <w:t>1,185</w:t>
+              <w:t>1,171</w:t>
             </w:r>
           </w:p>
         </w:tc>
@@ -3690,7 +3690,7 @@
                 <w:color w:val="1C3A36"/>
                 <w:sz w:val="17"/>
               </w:rPr>
-              <w:t>1,060</w:t>
+              <w:t>1,042</w:t>
             </w:r>
           </w:p>
         </w:tc>
@@ -3710,7 +3710,7 @@
                 <w:color w:val="1C3A36"/>
                 <w:sz w:val="17"/>
               </w:rPr>
-              <w:t>988</w:t>
+              <w:t>966</w:t>
             </w:r>
           </w:p>
         </w:tc>
@@ -3730,7 +3730,7 @@
                 <w:color w:val="1C3A36"/>
                 <w:sz w:val="17"/>
               </w:rPr>
-              <w:t>956</w:t>
+              <w:t>929</w:t>
             </w:r>
           </w:p>
         </w:tc>
@@ -4001,7 +4001,7 @@
                 <w:color w:val="1C3A36"/>
                 <w:sz w:val="18"/>
               </w:rPr>
-              <w:t>29,205</w:t>
+              <w:t>24,901</w:t>
             </w:r>
           </w:p>
         </w:tc>
@@ -4038,7 +4038,7 @@
                 <w:color w:val="1C3A36"/>
                 <w:sz w:val="18"/>
               </w:rPr>
-              <w:t>22,362</w:t>
+              <w:t>18,531</w:t>
             </w:r>
           </w:p>
         </w:tc>
@@ -4075,7 +4075,7 @@
                 <w:color w:val="1C3A36"/>
                 <w:sz w:val="18"/>
               </w:rPr>
-              <w:t>5,436</w:t>
+              <w:t>5,349</w:t>
             </w:r>
           </w:p>
         </w:tc>
@@ -4112,7 +4112,7 @@
                 <w:color w:val="1C3A36"/>
                 <w:sz w:val="18"/>
               </w:rPr>
-              <w:t>27,798</w:t>
+              <w:t>23,880</w:t>
             </w:r>
           </w:p>
         </w:tc>
@@ -4149,7 +4149,7 @@
                 <w:color w:val="1C3A36"/>
                 <w:sz w:val="18"/>
               </w:rPr>
-              <w:t>2,970</w:t>
+              <w:t>2,505</w:t>
             </w:r>
           </w:p>
         </w:tc>
@@ -4190,7 +4190,7 @@
                 <w:color w:val="1C3A36"/>
                 <w:sz w:val="18"/>
               </w:rPr>
-              <w:t>30,768</w:t>
+              <w:t>26,385</w:t>
             </w:r>
           </w:p>
         </w:tc>
@@ -4231,7 +4231,7 @@
                 <w:color w:val="1C3A36"/>
                 <w:sz w:val="18"/>
               </w:rPr>
-              <w:t>72.7%</w:t>
+              <w:t>70.2%</w:t>
             </w:r>
           </w:p>
         </w:tc>
@@ -4383,7 +4383,7 @@
                 <w:color w:val="1C3A36"/>
                 <w:sz w:val="18"/>
               </w:rPr>
-              <w:t>27,243</w:t>
+              <w:t>22,860</w:t>
             </w:r>
           </w:p>
         </w:tc>
@@ -4420,7 +4420,7 @@
                 <w:color w:val="1C3A36"/>
                 <w:sz w:val="18"/>
               </w:rPr>
-              <w:t>0.9064</w:t>
+              <w:t>0.7605</w:t>
             </w:r>
           </w:p>
         </w:tc>
@@ -4457,7 +4457,7 @@
                 <w:color w:val="1C3A36"/>
                 <w:sz w:val="18"/>
               </w:rPr>
-              <w:t>3.33</w:t>
+              <w:t>2.79</w:t>
             </w:r>
           </w:p>
         </w:tc>
@@ -4507,7 +4507,7 @@
           <w:color w:val="1C3A36"/>
           <w:sz w:val="21"/>
         </w:rPr>
-        <w:t>Borouge earned returns on equity of 21.9%, 27.5%, 26.6% across the three audited years, a mean of 25.3%. Against a cost of equity of 5.74% and long-run growth of 2.0%, that justifies 6.24 times a book value of $0.1240 a share, or 2.84 dirhams. At the higher cost of equity of 9.88% the same return justifies only 2.96 times book, or 1.35 dirhams.</w:t>
+        <w:t>Borouge earned returns on equity of 21.9%, 27.5%, 26.6% across the three audited years, a mean of 25.3%. Against a cost of equity of 6.44% and long-run growth of 2.0%, that justifies 5.25 times a book value of $0.1240 a share, or 2.39 dirhams. At the higher cost of equity of 9.88% the same return justifies only 2.96 times book, or 1.35 dirhams.</w:t>
       </w:r>
     </w:p>
     <w:p>
@@ -4961,7 +4961,7 @@
           <w:color w:val="1C3A36"/>
           <w:sz w:val="21"/>
         </w:rPr>
-        <w:t>On that basis mid-cycle EBITDA is $2,071m and mid-cycle NOPAT $1,191m. Capitalised at 5.48%, net of the same reinvestment the terminal block charges, that gives 3.05 dirhams a share; at 9.03% it gives 1.29.</w:t>
+        <w:t>On that basis mid-cycle EBITDA is $2,071m and mid-cycle NOPAT $1,191m. Capitalised at 6.09%, net of the same reinvestment the terminal block charges, that gives 2.54 dirhams a share; at 9.03% it gives 1.29.</w:t>
       </w:r>
     </w:p>
     <w:p>
@@ -4989,7 +4989,7 @@
           <w:color w:val="1C3A36"/>
           <w:sz w:val="21"/>
         </w:rPr>
-        <w:t>The four lenses across both costs of capital span 1.29 to 3.33 dirhams, median 1.73, against a close of 2.40. Read column by column they agree closely; read across columns they do not. That is the honest shape of the answer and Figure 1 draws it as such.</w:t>
+        <w:t>The four lenses across both costs of capital span 1.29 to 2.79 dirhams, median 1.73, against a close of 2.40. Read column by column they agree closely; read across columns they do not. That is the honest shape of the answer and Figure 1 draws it as such.</w:t>
       </w:r>
     </w:p>
     <w:p>
@@ -5878,7 +5878,7 @@
                 <w:color w:val="1C3A36"/>
                 <w:sz w:val="17"/>
               </w:rPr>
-              <w:t>0.271</w:t>
+              <w:t>0.415</w:t>
             </w:r>
           </w:p>
         </w:tc>
@@ -5933,7 +5933,7 @@
                 <w:color w:val="1C3A36"/>
                 <w:sz w:val="17"/>
               </w:rPr>
-              <w:t>216 weekly observations over 5 years against a 17-name UAE market composite</w:t>
+              <w:t>215 weekly observations over 5 years against the FTSE ADX General Index</w:t>
             </w:r>
           </w:p>
         </w:tc>
@@ -5988,7 +5988,7 @@
                 <w:color w:val="1C3A36"/>
                 <w:sz w:val="17"/>
               </w:rPr>
-              <w:t>R-squared 0.088; 90% interval [0.17, 0.37], spanning 0.72 times the estimate itself</w:t>
+              <w:t>R-squared 0.094; 90% interval [0.27, 0.56], spanning 0.70 times the estimate itself</w:t>
             </w:r>
           </w:p>
         </w:tc>
@@ -6043,7 +6043,7 @@
                 <w:color w:val="1C3A36"/>
                 <w:sz w:val="17"/>
               </w:rPr>
-              <w:t>5.74%</w:t>
+              <w:t>6.44%</w:t>
             </w:r>
           </w:p>
         </w:tc>
@@ -6098,7 +6098,7 @@
                 <w:color w:val="1C3A36"/>
                 <w:sz w:val="17"/>
               </w:rPr>
-              <w:t>5.48%</w:t>
+              <w:t>6.09%</w:t>
             </w:r>
           </w:p>
         </w:tc>
@@ -6157,7 +6157,7 @@
                 <w:color w:val="1C3A36"/>
                 <w:sz w:val="17"/>
               </w:rPr>
-              <w:t>3.33</w:t>
+              <w:t>2.79</w:t>
             </w:r>
           </w:p>
         </w:tc>
@@ -6213,7 +6213,347 @@
           <w:color w:val="1C3A36"/>
           <w:sz w:val="21"/>
         </w:rPr>
-        <w:t>The case for the low measured beta is that it is this company’s own history, measured properly, and it passes every usability test applied to it. The case against it is that the same tests flag it as weak, and that a lead-lag correction for thin trading moves it DOWN rather than up — so infrequent trading does not explain it. What a 0.27 beta most plausibly measures is a share with a small free float that has traded in a narrow band since listing, not the risk of a business whose earnings track a global commodity benchmark. A reader who finds that argument persuasive should read the sector-beta column; a reader who trusts measured history over analogy should read the other. The study does not choose for them.</w:t>
+        <w:t>The case for the low measured beta is that it is this company’s own history, measured properly, and it passes every usability test applied to it. The case against it is that the same tests flag it as weak, and that a lead-lag correction for thin trading moves it DOWN rather than up — so infrequent trading does not explain it. What a 0.42 beta most plausibly measures is a share with a small free float that has traded in a narrow band since listing, not the risk of a business whose earnings track a global commodity benchmark. A reader who finds that argument persuasive should read the sector-beta column; a reader who trusts measured history over analogy should read the other. The study does not choose for them.</w:t>
+      </w:r>
+    </w:p>
+    <w:p>
+      <w:pPr>
+        <w:spacing w:after="120" w:before="0"/>
+      </w:pPr>
+      <w:r>
+        <w:rPr>
+          <w:b w:val="0"/>
+          <w:i w:val="0"/>
+          <w:color w:val="1C3A36"/>
+          <w:sz w:val="21"/>
+        </w:rPr>
+        <w:t>Because this is the number that matters most, it was tested four ways rather than measured once.</w:t>
+      </w:r>
+    </w:p>
+    <w:tbl>
+      <w:tblPr>
+        <w:tblW w:type="auto" w:w="0"/>
+        <w:jc w:val="center"/>
+        <w:tblLook w:firstColumn="1" w:firstRow="1" w:lastColumn="0" w:lastRow="0" w:noHBand="0" w:noVBand="1" w:val="04A0"/>
+        <w:tblLayout w:type="fixed"/>
+        <w:tblCellMar>
+          <w:top w:w="40" w:type="dxa"/>
+          <w:left w:w="90" w:type="dxa"/>
+          <w:bottom w:w="40" w:type="dxa"/>
+          <w:right w:w="90" w:type="dxa"/>
+        </w:tblCellMar>
+        <w:tblBorders>
+          <w:top w:val="single" w:sz="4" w:space="0" w:color="C9D4D1"/>
+          <w:left w:val="single" w:sz="4" w:space="0" w:color="C9D4D1"/>
+          <w:bottom w:val="single" w:sz="4" w:space="0" w:color="C9D4D1"/>
+          <w:right w:val="single" w:sz="4" w:space="0" w:color="C9D4D1"/>
+          <w:insideH w:val="single" w:sz="4" w:space="0" w:color="C9D4D1"/>
+          <w:insideV w:val="single" w:sz="4" w:space="0" w:color="C9D4D1"/>
+        </w:tblBorders>
+        <w:tblLayout w:type="fixed"/>
+      </w:tblPr>
+      <w:tblGrid>
+        <w:gridCol w:w="2448"/>
+        <w:gridCol w:w="2808"/>
+        <w:gridCol w:w="4536"/>
+      </w:tblGrid>
+      <w:tr>
+        <w:tc>
+          <w:tcPr>
+            <w:tcW w:type="dxa" w:w="2448"/>
+            <w:shd w:val="clear" w:color="auto" w:fill="EAF0EE"/>
+          </w:tcPr>
+          <w:p>
+            <w:pPr>
+              <w:spacing w:after="20"/>
+            </w:pPr>
+            <w:r>
+              <w:rPr>
+                <w:b/>
+                <w:color w:val="1C3A36"/>
+                <w:sz w:val="16"/>
+              </w:rPr>
+              <w:t>Test</w:t>
+            </w:r>
+          </w:p>
+        </w:tc>
+        <w:tc>
+          <w:tcPr>
+            <w:tcW w:type="dxa" w:w="2808"/>
+            <w:shd w:val="clear" w:color="auto" w:fill="EAF0EE"/>
+          </w:tcPr>
+          <w:p>
+            <w:pPr>
+              <w:spacing w:after="20"/>
+            </w:pPr>
+            <w:r>
+              <w:rPr>
+                <w:b/>
+                <w:color w:val="1C3A36"/>
+                <w:sz w:val="16"/>
+              </w:rPr>
+              <w:t>Result</w:t>
+            </w:r>
+          </w:p>
+        </w:tc>
+        <w:tc>
+          <w:tcPr>
+            <w:tcW w:type="dxa" w:w="4536"/>
+            <w:shd w:val="clear" w:color="auto" w:fill="EAF0EE"/>
+          </w:tcPr>
+          <w:p>
+            <w:pPr>
+              <w:spacing w:after="20"/>
+            </w:pPr>
+            <w:r>
+              <w:rPr>
+                <w:b/>
+                <w:color w:val="1C3A36"/>
+                <w:sz w:val="16"/>
+              </w:rPr>
+              <w:t>What it says</w:t>
+            </w:r>
+          </w:p>
+        </w:tc>
+      </w:tr>
+      <w:tr>
+        <w:tc>
+          <w:tcPr>
+            <w:tcW w:type="dxa" w:w="2448"/>
+          </w:tcPr>
+          <w:p>
+            <w:pPr>
+              <w:spacing w:after="20"/>
+            </w:pPr>
+            <w:r>
+              <w:rPr>
+                <w:color w:val="1C3A36"/>
+                <w:sz w:val="16"/>
+              </w:rPr>
+              <w:t>Window length</w:t>
+            </w:r>
+          </w:p>
+        </w:tc>
+        <w:tc>
+          <w:tcPr>
+            <w:tcW w:type="dxa" w:w="2808"/>
+          </w:tcPr>
+          <w:p>
+            <w:pPr>
+              <w:spacing w:after="20"/>
+              <w:jc w:val="right"/>
+            </w:pPr>
+            <w:r>
+              <w:rPr>
+                <w:color w:val="1C3A36"/>
+                <w:sz w:val="16"/>
+              </w:rPr>
+              <w:t>2yr 0.38 · 3yr 0.38 · 4yr 0.36 · 5yr 0.42</w:t>
+            </w:r>
+          </w:p>
+        </w:tc>
+        <w:tc>
+          <w:tcPr>
+            <w:tcW w:type="dxa" w:w="4536"/>
+          </w:tcPr>
+          <w:p>
+            <w:pPr>
+              <w:spacing w:after="20"/>
+              <w:jc w:val="right"/>
+            </w:pPr>
+            <w:r>
+              <w:rPr>
+                <w:color w:val="1C3A36"/>
+                <w:sz w:val="16"/>
+              </w:rPr>
+              <w:t>Stable. The rule permits any window from two to five years, and the answer barely moves across all four — so the estimate is not an artefact of where the window was cut</w:t>
+            </w:r>
+          </w:p>
+        </w:tc>
+      </w:tr>
+      <w:tr>
+        <w:tc>
+          <w:tcPr>
+            <w:tcW w:type="dxa" w:w="2448"/>
+          </w:tcPr>
+          <w:p>
+            <w:pPr>
+              <w:spacing w:after="20"/>
+            </w:pPr>
+            <w:r>
+              <w:rPr>
+                <w:color w:val="1C3A36"/>
+                <w:sz w:val="16"/>
+              </w:rPr>
+              <w:t>Lead-lag correction for thin trading</w:t>
+            </w:r>
+          </w:p>
+        </w:tc>
+        <w:tc>
+          <w:tcPr>
+            <w:tcW w:type="dxa" w:w="2808"/>
+          </w:tcPr>
+          <w:p>
+            <w:pPr>
+              <w:spacing w:after="20"/>
+              <w:jc w:val="right"/>
+            </w:pPr>
+            <w:r>
+              <w:rPr>
+                <w:color w:val="1C3A36"/>
+                <w:sz w:val="16"/>
+              </w:rPr>
+              <w:t>0.351 against 0.415</w:t>
+            </w:r>
+          </w:p>
+        </w:tc>
+        <w:tc>
+          <w:tcPr>
+            <w:tcW w:type="dxa" w:w="4536"/>
+          </w:tcPr>
+          <w:p>
+            <w:pPr>
+              <w:spacing w:after="20"/>
+              <w:jc w:val="right"/>
+            </w:pPr>
+            <w:r>
+              <w:rPr>
+                <w:color w:val="1C3A36"/>
+                <w:sz w:val="16"/>
+              </w:rPr>
+              <w:t>Moves the estimate DOWN, not up. Infrequent trading is the usual explanation for a low measured beta, and here it is ruled out rather than assumed</w:t>
+            </w:r>
+          </w:p>
+        </w:tc>
+      </w:tr>
+      <w:tr>
+        <w:tc>
+          <w:tcPr>
+            <w:tcW w:type="dxa" w:w="2448"/>
+          </w:tcPr>
+          <w:p>
+            <w:pPr>
+              <w:spacing w:after="20"/>
+            </w:pPr>
+            <w:r>
+              <w:rPr>
+                <w:color w:val="1C3A36"/>
+                <w:sz w:val="16"/>
+              </w:rPr>
+              <w:t>A different construction of "the market"</w:t>
+            </w:r>
+          </w:p>
+        </w:tc>
+        <w:tc>
+          <w:tcPr>
+            <w:tcW w:type="dxa" w:w="2808"/>
+          </w:tcPr>
+          <w:p>
+            <w:pPr>
+              <w:spacing w:after="20"/>
+              <w:jc w:val="right"/>
+            </w:pPr>
+            <w:r>
+              <w:rPr>
+                <w:color w:val="1C3A36"/>
+                <w:sz w:val="16"/>
+              </w:rPr>
+              <w:t>0.271 against an equal-weight basket of the other 17 listed UAE names</w:t>
+            </w:r>
+          </w:p>
+        </w:tc>
+        <w:tc>
+          <w:tcPr>
+            <w:tcW w:type="dxa" w:w="4536"/>
+          </w:tcPr>
+          <w:p>
+            <w:pPr>
+              <w:spacing w:after="20"/>
+              <w:jc w:val="right"/>
+            </w:pPr>
+            <w:r>
+              <w:rPr>
+                <w:color w:val="1C3A36"/>
+                <w:sz w:val="16"/>
+              </w:rPr>
+              <w:t>Lower still. An equal-weight basket over-weights small, thinly traded companies, which is exactly why the market-capitalisation-weighted index is the right measure and this is only a cross-check</w:t>
+            </w:r>
+          </w:p>
+        </w:tc>
+      </w:tr>
+      <w:tr>
+        <w:tc>
+          <w:tcPr>
+            <w:tcW w:type="dxa" w:w="2448"/>
+          </w:tcPr>
+          <w:p>
+            <w:pPr>
+              <w:spacing w:after="20"/>
+            </w:pPr>
+            <w:r>
+              <w:rPr>
+                <w:color w:val="1C3A36"/>
+                <w:sz w:val="16"/>
+              </w:rPr>
+              <w:t>Is the share inside its own index?</w:t>
+            </w:r>
+          </w:p>
+        </w:tc>
+        <w:tc>
+          <w:tcPr>
+            <w:tcW w:type="dxa" w:w="2808"/>
+          </w:tcPr>
+          <w:p>
+            <w:pPr>
+              <w:spacing w:after="20"/>
+              <w:jc w:val="right"/>
+            </w:pPr>
+            <w:r>
+              <w:rPr>
+                <w:color w:val="1C3A36"/>
+                <w:sz w:val="16"/>
+              </w:rPr>
+              <w:t>Yes, at under 2.3% of it</w:t>
+            </w:r>
+          </w:p>
+        </w:tc>
+        <w:tc>
+          <w:tcPr>
+            <w:tcW w:type="dxa" w:w="4536"/>
+          </w:tcPr>
+          <w:p>
+            <w:pPr>
+              <w:spacing w:after="20"/>
+              <w:jc w:val="right"/>
+            </w:pPr>
+            <w:r>
+              <w:rPr>
+                <w:color w:val="1C3A36"/>
+                <w:sz w:val="16"/>
+              </w:rPr>
+              <w:t>It is a constituent, so a little of its own movement is inside the thing it is measured against. At this weight the effect is negligible; in the equal-weight basket above it would not have been</w:t>
+            </w:r>
+          </w:p>
+        </w:tc>
+      </w:tr>
+    </w:tbl>
+    <w:p>
+      <w:pPr>
+        <w:spacing w:after="40"/>
+      </w:pPr>
+    </w:p>
+    <w:p>
+      <w:pPr>
+        <w:spacing w:after="200" w:before="0"/>
+      </w:pPr>
+      <w:r>
+        <w:rPr>
+          <w:b w:val="0"/>
+          <w:i/>
+          <w:color w:val="6E7B77"/>
+          <w:sz w:val="17"/>
+        </w:rPr>
+        <w:t>Table 8 — The beta tested four ways. Every test points the same direction: the measured figure is genuinely low, and it is genuinely uncertain.</w:t>
       </w:r>
     </w:p>
     <w:p>
@@ -6814,7 +7154,7 @@
                 <w:color w:val="1C3A36"/>
                 <w:sz w:val="17"/>
               </w:rPr>
-              <w:t>5.74%</w:t>
+              <w:t>6.44%</w:t>
             </w:r>
           </w:p>
         </w:tc>
@@ -7038,7 +7378,7 @@
                 <w:color w:val="1C3A36"/>
                 <w:sz w:val="17"/>
               </w:rPr>
-              <w:t>5.48%</w:t>
+              <w:t>6.09%</w:t>
             </w:r>
           </w:p>
         </w:tc>
@@ -7139,7 +7479,7 @@
           <w:color w:val="6E7B77"/>
           <w:sz w:val="17"/>
         </w:rPr>
-        <w:t>Table 8 — The cost of capital, built line by line. The risk-free rate is normalised by the sovereign’s own default spread BEFORE a country premium is added, so sovereign risk is charged once rather than twice.</w:t>
+        <w:t>Table 9 — The cost of capital, built line by line. The risk-free rate is normalised by the sovereign’s own default spread BEFORE a country premium is added, so sovereign risk is charged once rather than twice.</w:t>
       </w:r>
     </w:p>
     <w:p>
@@ -7493,7 +7833,7 @@
           <w:color w:val="6E7B77"/>
           <w:sz w:val="17"/>
         </w:rPr>
-        <w:t>Table 9 — The cost-of-debt evidence. Every contested construction in this study is priced rather than argued.</w:t>
+        <w:t>Table 10 — The cost-of-debt evidence. Every contested construction in this study is priced rather than argued.</w:t>
       </w:r>
     </w:p>
     <w:p>
@@ -7575,7 +7915,7 @@
           <w:color w:val="1C3A36"/>
           <w:sz w:val="21"/>
         </w:rPr>
-        <w:t>Two things are worth reading off that grid. The first is how steep it is: half a point on the cost of capital is worth roughly half a dirham, which is why the beta debate dominates this study. The second is subtler — value RISES with terminal growth here, which is the opposite of the usual textbook direction. That is not an error. Growth has to be funded by reinvestment of growth divided by the return on capital, and at a 12% return against a 5.48% cost of capital that reinvestment earns far more than it costs. Had the return sat below the cost of capital the sign would flip.</w:t>
+        <w:t>Two things are worth reading off that grid. The first is how steep it is: half a point on the cost of capital is worth roughly half a dirham, which is why the beta debate dominates this study. The second is subtler — value RISES with terminal growth here, which is the opposite of the usual textbook direction. That is not an error. Growth has to be funded by reinvestment of growth divided by the return on capital, and at a 12% return against a 6.09% cost of capital that reinvestment earns far more than it costs. Had the return sat below the cost of capital the sign would flip.</w:t>
       </w:r>
     </w:p>
     <w:tbl>
@@ -7716,7 +8056,7 @@
                 <w:color w:val="1C3A36"/>
                 <w:sz w:val="17"/>
               </w:rPr>
-              <w:t>2.16</w:t>
+              <w:t>1.80</w:t>
             </w:r>
           </w:p>
         </w:tc>
@@ -7734,7 +8074,7 @@
                 <w:color w:val="1C3A36"/>
                 <w:sz w:val="17"/>
               </w:rPr>
-              <w:t>3.33</w:t>
+              <w:t>2.79</w:t>
             </w:r>
           </w:p>
         </w:tc>
@@ -7752,7 +8092,7 @@
                 <w:color w:val="1C3A36"/>
                 <w:sz w:val="17"/>
               </w:rPr>
-              <w:t>4.49</w:t>
+              <w:t>3.79</w:t>
             </w:r>
           </w:p>
         </w:tc>
@@ -7789,7 +8129,7 @@
                 <w:color w:val="1C3A36"/>
                 <w:sz w:val="17"/>
               </w:rPr>
-              <w:t>2.69</w:t>
+              <w:t>2.25</w:t>
             </w:r>
           </w:p>
         </w:tc>
@@ -7807,7 +8147,7 @@
                 <w:color w:val="1C3A36"/>
                 <w:sz w:val="17"/>
               </w:rPr>
-              <w:t>3.33</w:t>
+              <w:t>2.79</w:t>
             </w:r>
           </w:p>
         </w:tc>
@@ -7825,7 +8165,7 @@
                 <w:color w:val="1C3A36"/>
                 <w:sz w:val="17"/>
               </w:rPr>
-              <w:t>3.97</w:t>
+              <w:t>3.34</w:t>
             </w:r>
           </w:p>
         </w:tc>
@@ -7862,7 +8202,7 @@
                 <w:color w:val="1C3A36"/>
                 <w:sz w:val="17"/>
               </w:rPr>
-              <w:t>2.52</w:t>
+              <w:t>2.18</w:t>
             </w:r>
           </w:p>
         </w:tc>
@@ -7880,7 +8220,7 @@
                 <w:color w:val="1C3A36"/>
                 <w:sz w:val="17"/>
               </w:rPr>
-              <w:t>3.33</w:t>
+              <w:t>2.79</w:t>
             </w:r>
           </w:p>
         </w:tc>
@@ -7898,7 +8238,7 @@
                 <w:color w:val="1C3A36"/>
                 <w:sz w:val="17"/>
               </w:rPr>
-              <w:t>4.79</w:t>
+              <w:t>3.80</w:t>
             </w:r>
           </w:p>
         </w:tc>
@@ -7920,7 +8260,7 @@
           <w:color w:val="6E7B77"/>
           <w:sz w:val="17"/>
         </w:rPr>
-        <w:t>Table 10 — The crux sensitised in observable units: dollars per tonne of premium and percentage points of utilisation, not abstract multiples.</w:t>
+        <w:t>Table 11 — The crux sensitised in observable units: dollars per tonne of premium and percentage points of utilisation, not abstract multiples.</w:t>
       </w:r>
     </w:p>
     <w:p>
@@ -8617,7 +8957,7 @@
           <w:color w:val="6E7B77"/>
           <w:sz w:val="17"/>
         </w:rPr>
-        <w:t>Table 11 — The price structure. Levels are ordered from nearest to the close outward in both directions.</w:t>
+        <w:t>Table 12 — The price structure. Levels are ordered from nearest to the close outward in both directions.</w:t>
       </w:r>
     </w:p>
     <w:p>
@@ -9169,7 +9509,7 @@
           <w:color w:val="6E7B77"/>
           <w:sz w:val="17"/>
         </w:rPr>
-        <w:t>Table 12 — The percentile map, in dirhams a share.</w:t>
+        <w:t>Table 13 — The percentile map, in dirhams a share.</w:t>
       </w:r>
     </w:p>
     <w:p>
@@ -10001,7 +10341,7 @@
           <w:color w:val="6E7B77"/>
           <w:sz w:val="17"/>
         </w:rPr>
-        <w:t>Table 13 — The chance the price trades through each level at any point inside the window, not just where it finishes.</w:t>
+        <w:t>Table 14 — The chance the price trades through each level at any point inside the window, not just where it finishes.</w:t>
       </w:r>
     </w:p>
     <w:tbl>
@@ -10286,7 +10626,7 @@
                 <w:color w:val="1C3A36"/>
                 <w:sz w:val="17"/>
               </w:rPr>
-              <w:t>It puts 72.7% of the answer in a terminal block, and it is hostage to the cost of capital</w:t>
+              <w:t>It puts 70.2% of the answer in a terminal block, and it is hostage to the cost of capital</w:t>
             </w:r>
           </w:p>
         </w:tc>
@@ -10304,7 +10644,7 @@
                 <w:color w:val="1C3A36"/>
                 <w:sz w:val="17"/>
               </w:rPr>
-              <w:t>1.49 – 3.33</w:t>
+              <w:t>1.49 – 2.79</w:t>
             </w:r>
           </w:p>
         </w:tc>
@@ -10377,7 +10717,7 @@
                 <w:color w:val="1C3A36"/>
                 <w:sz w:val="17"/>
               </w:rPr>
-              <w:t>1.35 – 2.84</w:t>
+              <w:t>1.35 – 2.39</w:t>
             </w:r>
           </w:p>
         </w:tc>
@@ -10523,7 +10863,7 @@
                 <w:color w:val="1C3A36"/>
                 <w:sz w:val="17"/>
               </w:rPr>
-              <w:t>1.29 – 3.05</w:t>
+              <w:t>1.29 – 2.54</w:t>
             </w:r>
           </w:p>
         </w:tc>
@@ -10545,7 +10885,7 @@
           <w:color w:val="6E7B77"/>
           <w:sz w:val="17"/>
         </w:rPr>
-        <w:t>Table 14 — What each lens is for, and where each one breaks.</w:t>
+        <w:t>Table 15 — What each lens is for, and where each one breaks.</w:t>
       </w:r>
     </w:p>
     <w:p>
@@ -10559,7 +10899,7 @@
           <w:color w:val="1C3A36"/>
           <w:sz w:val="21"/>
         </w:rPr>
-        <w:t>The pattern is clear once the columns are read separately. Inside the low-risk column the four lenses span 1.73 to 3.33; inside the high-risk column they span 1.29 to 1.73. The relative lens sits in the middle of the whole field precisely because it is the one lens the risk debate cannot touch — and at 1.73 against a close of 2.40, it is also the lens that sits furthest below the market.</w:t>
+        <w:t>The pattern is clear once the columns are read separately. Inside the low-risk column the four lenses span 1.73 to 2.79; inside the high-risk column they span 1.29 to 1.73. The relative lens sits in the middle of the whole field precisely because it is the one lens the risk debate cannot touch — and at 1.73 against a close of 2.40, it is also the lens that sits furthest below the market.</w:t>
       </w:r>
     </w:p>
     <w:p>
@@ -10987,7 +11327,7 @@
                 <w:color w:val="1C3A36"/>
                 <w:sz w:val="17"/>
               </w:rPr>
-              <w:t>The operator fee is worth about $2,970m today. If the terms on which those assets eventually move into the group change, so does that figure — in either direction.</w:t>
+              <w:t>The operator fee is worth about $2,505m today. If the terms on which those assets eventually move into the group change, so does that figure — in either direction.</w:t>
             </w:r>
           </w:p>
         </w:tc>
@@ -11064,7 +11404,7 @@
           <w:color w:val="6E7B77"/>
           <w:sz w:val="17"/>
         </w:rPr>
-        <w:t>Table 15 — What to watch, and what each observation would actually settle.</w:t>
+        <w:t>Table 16 — What to watch, and what each observation would actually settle.</w:t>
       </w:r>
     </w:p>
     <w:p>
@@ -11176,7 +11516,7 @@
           <w:color w:val="1C3A36"/>
           <w:sz w:val="21"/>
         </w:rPr>
-        <w:t>A fair-value range of 1.29 to 3.33 and a three-month band of 2.07 to 2.74 are answers to different questions. The first is about the business over years; the second is about the share price over weeks. Nothing in this study claims the price will move toward the fair-value range inside the band’s window.</w:t>
+        <w:t>A fair-value range of 1.29 to 2.79 and a three-month band of 2.07 to 2.74 are answers to different questions. The first is about the business over years; the second is about the share price over weeks. Nothing in this study claims the price will move toward the fair-value range inside the band’s window.</w:t>
       </w:r>
     </w:p>
     <w:p>
@@ -11311,7 +11651,7 @@
                 <w:color w:val="1C3A36"/>
                 <w:sz w:val="16"/>
               </w:rPr>
-              <w:t>It is worth about 1.84 dirhams a share — more than every other uncertainty in this study combined</w:t>
+              <w:t>It is worth about 1.30 dirhams a share — more than every other uncertainty in this study combined</w:t>
             </w:r>
           </w:p>
         </w:tc>
@@ -11348,7 +11688,7 @@
                 <w:color w:val="1C3A36"/>
                 <w:sz w:val="16"/>
               </w:rPr>
-              <w:t>Terminal value is 72.7% of enterprise value</w:t>
+              <w:t>Terminal value is 70.2% of enterprise value</w:t>
             </w:r>
           </w:p>
         </w:tc>
@@ -11681,7 +12021,7 @@
           <w:color w:val="6E7B77"/>
           <w:sz w:val="17"/>
         </w:rPr>
-        <w:t>Table 16 — What could be wrong, how much it would cost, and what evidence would resolve it.</w:t>
+        <w:t>Table 17 — What could be wrong, how much it would cost, and what evidence would resolve it.</w:t>
       </w:r>
     </w:p>
     <w:p>
@@ -17377,7 +17717,7 @@
           <w:color w:val="1C3A36"/>
           <w:sz w:val="21"/>
         </w:rPr>
-        <w:t>When it works: when the operating build is genuinely disclosed, as it is here. When it fails: when most of the answer sits past the forecast, which is precisely the situation — 72.7% of enterprise value is in the terminal block.</w:t>
+        <w:t>When it works: when the operating build is genuinely disclosed, as it is here. When it fails: when most of the answer sits past the forecast, which is precisely the situation — 70.2% of enterprise value is in the terminal block.</w:t>
       </w:r>
     </w:p>
     <w:tbl>
@@ -17737,7 +18077,7 @@
                 <w:color w:val="1C3A36"/>
                 <w:sz w:val="17"/>
               </w:rPr>
-              <w:t>5,436</w:t>
+              <w:t>5,349</w:t>
             </w:r>
           </w:p>
         </w:tc>
@@ -17774,7 +18114,7 @@
                 <w:color w:val="1C3A36"/>
                 <w:sz w:val="17"/>
               </w:rPr>
-              <w:t>22,362</w:t>
+              <w:t>18,531</w:t>
             </w:r>
           </w:p>
         </w:tc>
@@ -17811,7 +18151,7 @@
                 <w:color w:val="1C3A36"/>
                 <w:sz w:val="17"/>
               </w:rPr>
-              <w:t>2,970</w:t>
+              <w:t>2,505</w:t>
             </w:r>
           </w:p>
         </w:tc>
@@ -17852,7 +18192,7 @@
                 <w:color w:val="1C3A36"/>
                 <w:sz w:val="17"/>
               </w:rPr>
-              <w:t>30,768</w:t>
+              <w:t>26,385</w:t>
             </w:r>
           </w:p>
         </w:tc>
@@ -17926,7 +18266,7 @@
                 <w:color w:val="1C3A36"/>
                 <w:sz w:val="17"/>
               </w:rPr>
-              <w:t>27,243</w:t>
+              <w:t>22,860</w:t>
             </w:r>
           </w:p>
         </w:tc>
@@ -17967,7 +18307,7 @@
                 <w:color w:val="1C3A36"/>
                 <w:sz w:val="17"/>
               </w:rPr>
-              <w:t>3.33</w:t>
+              <w:t>2.79</w:t>
             </w:r>
           </w:p>
         </w:tc>
@@ -17989,7 +18329,7 @@
           <w:color w:val="1C3A36"/>
           <w:sz w:val="21"/>
         </w:rPr>
-        <w:t>Named sensitivity. "Move the cost of capital by fifty basis points and I move by 0.61 dirhams. Move the realised premium by a hundred dollars a tonne and I move by 1.17. Those are the only two that matter to me."</w:t>
+        <w:t>Named sensitivity. "Move the cost of capital by fifty basis points and I move by 0.43 dirhams. Move the realised premium by a hundred dollars a tonne and I move by 1.00. Those are the only two that matter to me."</w:t>
       </w:r>
     </w:p>
     <w:p>
@@ -18331,7 +18671,7 @@
                 <w:color w:val="1C3A36"/>
                 <w:sz w:val="17"/>
               </w:rPr>
-              <w:t>5.74%</w:t>
+              <w:t>6.44%</w:t>
             </w:r>
           </w:p>
         </w:tc>
@@ -18405,7 +18745,7 @@
                 <w:color w:val="1C3A36"/>
                 <w:sz w:val="17"/>
               </w:rPr>
-              <w:t>6.24x</w:t>
+              <w:t>5.25x</w:t>
             </w:r>
           </w:p>
         </w:tc>
@@ -18446,7 +18786,7 @@
                 <w:color w:val="1C3A36"/>
                 <w:sz w:val="17"/>
               </w:rPr>
-              <w:t>2.84</w:t>
+              <w:t>2.39</w:t>
             </w:r>
           </w:p>
         </w:tc>
@@ -18583,7 +18923,7 @@
           <w:color w:val="1C3A36"/>
           <w:sz w:val="21"/>
         </w:rPr>
-        <w:t>Named sensitivity. "My lens is a ratio of two rates, so it is the most levered of the three to the risk question — 1.35 against 2.84, a factor of more than two. If the sustainable return falls five points to 20.3%, I lose roughly a fifth of my number."</w:t>
+        <w:t>Named sensitivity. "My lens is a ratio of two rates, so it is the most levered of the three to the risk question — 1.35 against 2.39, a factor of more than two. If the sustainable return falls five points to 20.3%, I lose roughly a fifth of my number."</w:t>
       </w:r>
     </w:p>
     <w:p>
@@ -19192,7 +19532,7 @@
                 <w:color w:val="1C3A36"/>
                 <w:sz w:val="17"/>
               </w:rPr>
-              <w:t>3.05</w:t>
+              <w:t>2.54</w:t>
             </w:r>
           </w:p>
         </w:tc>
@@ -19592,7 +19932,7 @@
           <w:color w:val="1C3A36"/>
           <w:sz w:val="21"/>
         </w:rPr>
-        <w:t>Where they part company is the discount rate, and only Expert 3 escapes it. At the share’s own measured risk the three land at 3.33, 2.84 and 1.73; at sector risk they land at 1.49, 1.35 and the same 1.73. Expert 3 does not move because a multiple does not contain a discount rate — which is why the study reports the relative lens as the median of the whole field rather than as one reading among four.</w:t>
+        <w:t>Where they part company is the discount rate, and only Expert 3 escapes it. At the share’s own measured risk the three land at 2.79, 2.39 and 1.73; at sector risk they land at 1.49, 1.35 and the same 1.73. Expert 3 does not move because a multiple does not contain a discount rate — which is why the study reports the relative lens as the median of the whole field rather than as one reading among four.</w:t>
       </w:r>
     </w:p>
     <w:p>
@@ -19781,7 +20121,7 @@
                 <w:color w:val="1C3A36"/>
                 <w:sz w:val="16"/>
               </w:rPr>
-              <w:t>1.84</w:t>
+              <w:t>1.30</w:t>
             </w:r>
           </w:p>
         </w:tc>
@@ -19799,7 +20139,7 @@
                 <w:color w:val="1C3A36"/>
                 <w:sz w:val="16"/>
               </w:rPr>
-              <w:t>Beta of 0.27 against 1.12 — a cost of capital of 5.48% against 9.03%. This single input is larger than every other disagreement combined</w:t>
+              <w:t>Beta of 0.42 against 1.12 — a cost of capital of 6.09% against 9.03%. This single input is larger than every other disagreement combined</w:t>
             </w:r>
           </w:p>
         </w:tc>
@@ -19836,7 +20176,7 @@
                 <w:color w:val="1C3A36"/>
                 <w:sz w:val="16"/>
               </w:rPr>
-              <w:t>1.60</w:t>
+              <w:t>1.06</w:t>
             </w:r>
           </w:p>
         </w:tc>
@@ -19891,7 +20231,7 @@
                 <w:color w:val="1C3A36"/>
                 <w:sz w:val="16"/>
               </w:rPr>
-              <w:t>0.49</w:t>
+              <w:t>0.40</w:t>
             </w:r>
           </w:p>
         </w:tc>
@@ -19946,7 +20286,7 @@
                 <w:color w:val="1C3A36"/>
                 <w:sz w:val="16"/>
               </w:rPr>
-              <w:t>0.5 fils</w:t>
+              <w:t>0.1 fils</w:t>
             </w:r>
           </w:p>
         </w:tc>
@@ -20001,7 +20341,7 @@
                 <w:color w:val="1C3A36"/>
                 <w:sz w:val="16"/>
               </w:rPr>
-              <w:t>1.38</w:t>
+              <w:t>0.89</w:t>
             </w:r>
           </w:p>
         </w:tc>

--- a/engine/borouge_study/BOROUGE_Valuation_Study_09-08-2026_public.docx
+++ b/engine/borouge_study/BOROUGE_Valuation_Study_09-08-2026_public.docx
@@ -201,7 +201,7 @@
                 <w:color w:val="1C3A36"/>
                 <w:sz w:val="19"/>
               </w:rPr>
-              <w:t>This study publishes TWO answers to its central question, not one, and never averages them. Borouge’s own share-price history gives a very low measured sensitivity to its market, and a sensitivity built up from what global chemical companies look like gives a much higher one. The gap is worth 1.30 dirhams a share. Rather than pick one and bury the choice, the study carries both all the way through — every lens, every table, the workbook, and the analyst appendix.</w:t>
+              <w:t>This study publishes TWO answers to its central question, not one, and never averages them. Borouge’s own share-price history gives a very low measured sensitivity to its market, and a sensitivity built up from what global chemical companies look like gives a much higher one. The gap is worth 1.07 dirhams a share. Rather than pick one and bury the choice, the study carries both all the way through — every lens, every table, the workbook, and the analyst appendix.</w:t>
             </w:r>
           </w:p>
           <w:p>
@@ -271,7 +271,7 @@
           <w:color w:val="1C3A36"/>
           <w:sz w:val="21"/>
         </w:rPr>
-        <w:t>On the four valuation lenses the study runs, the field spans 1.29 to 2.79 dirhams a share, with a median of 1.73 against a close of 2.40. That is not a narrow answer and the study does not pretend otherwise. The width is not noise — it is almost entirely one disagreement, about how risky this share really is, and the study prices that disagreement rather than resolving it.</w:t>
+        <w:t>On the four valuation lenses the study runs, the field spans 1.30 to 2.55 dirhams a share, with a median of 1.48 against a close of 2.40. That is not a narrow answer and the study does not pretend otherwise. The width is not noise — it is almost entirely one disagreement, about how risky this share really is, and the study prices that disagreement rather than resolving it.</w:t>
       </w:r>
     </w:p>
     <w:p>
@@ -354,7 +354,7 @@
                 <w:color w:val="1C3A36"/>
                 <w:sz w:val="19"/>
               </w:rPr>
-              <w:t>The 2026 damage is mechanically identifiable and mechanically reversible. Feedstock at $395 a tonne instead of $256, and freight at $177 a tonne instead of $77, are an idled conversion unit and a re-routed ship. Neither is a permanent reset of the cost base. Whether they reverse in 2026 or drag into 2027 is genuinely unknowable, so the study builds both and publishes both: the answers differ by 0.1 fils a share — under a fifth of one per cent of the price — so the disruption is loud in the news and almost silent in the valuation. A year of impaired shipping sits inside a five-year window in which most of the value lies beyond the forecast, so it moves the answer far less than the headlines suggest.</w:t>
+              <w:t>The 2026 damage is mechanically identifiable and mechanically reversible. Feedstock at $395 a tonne instead of $256, and freight at $177 a tonne instead of $77, are an idled conversion unit and a re-routed ship. Neither is a permanent reset of the cost base. Whether they reverse in 2026 or drag into 2027 is genuinely unknowable, so the study builds both and publishes both: the answers differ by 20.2 fils a share — under a fifth of one per cent of the price — so the disruption is loud in the news and almost silent in the valuation. A year of impaired shipping sits inside a five-year window in which most of the value lies beyond the forecast, so it moves the answer far less than the headlines suggest.</w:t>
             </w:r>
           </w:p>
           <w:p>
@@ -374,7 +374,7 @@
                 <w:color w:val="1C3A36"/>
                 <w:sz w:val="19"/>
               </w:rPr>
-              <w:t>The expansion next door is not yours. Borouge 4 adds 1.4 million tonnes at the same site and is owned 70% by ADNOC and 30% by OMV. Borouge plc operates it for a fee. Valued as a fee stream, that is worth about $2,505m, or 9.5% of enterprise value — real, but a fraction of what the tonnes would be worth if the company owned them. It is why terminal growth in this study is long-run inflation and nothing more.</w:t>
+              <w:t>The expansion next door is not yours. Borouge 4 adds 1.4 million tonnes at the same site and is owned 70% by ADNOC and 30% by OMV. Borouge plc operates it for a fee. Valued as a fee stream, that is worth about $290m, or 1.2% of enterprise value — real, but a fraction of what the tonnes would be worth if the company owned them. It is why terminal growth in this study is long-run inflation and nothing more.</w:t>
             </w:r>
           </w:p>
           <w:p>
@@ -394,7 +394,7 @@
                 <w:color w:val="1C3A36"/>
                 <w:sz w:val="19"/>
               </w:rPr>
-              <w:t>Most of the value is in the years nobody can see. Terminal value is 70.2% of enterprise value on the central construction. That is high, it is stated in the summary table and in the bridge rather than buried, and it is the honest consequence of valuing a long-lived asset at a cost of capital of 6.09%. At the higher cost of capital the study also publishes, the terminal share falls to 59.7% — and the value falls with it.</w:t>
+              <w:t>Most of the value is in the years nobody can see. Terminal value is 76.7% of enterprise value on the central construction. That is high, it is stated in the summary table and in the bridge rather than buried, and it is the honest consequence of valuing a long-lived asset at a cost of capital of 6.09%. At the higher cost of capital the study also publishes, the terminal share falls to 66.0% — and the value falls with it.</w:t>
             </w:r>
           </w:p>
         </w:tc>
@@ -591,7 +591,7 @@
                 <w:color w:val="1C3A36"/>
                 <w:sz w:val="17"/>
               </w:rPr>
-              <w:t>1.49</w:t>
+              <w:t>1.48</w:t>
             </w:r>
           </w:p>
         </w:tc>
@@ -609,7 +609,7 @@
                 <w:color w:val="1C3A36"/>
                 <w:sz w:val="17"/>
               </w:rPr>
-              <w:t>2.79</w:t>
+              <w:t>2.55</w:t>
             </w:r>
           </w:p>
         </w:tc>
@@ -627,7 +627,7 @@
                 <w:color w:val="1C3A36"/>
                 <w:sz w:val="17"/>
               </w:rPr>
-              <w:t>70.2%</w:t>
+              <w:t>76.7%</w:t>
             </w:r>
           </w:p>
         </w:tc>
@@ -682,7 +682,7 @@
                 <w:color w:val="1C3A36"/>
                 <w:sz w:val="17"/>
               </w:rPr>
-              <w:t>1.50</w:t>
+              <w:t>1.31</w:t>
             </w:r>
           </w:p>
         </w:tc>
@@ -700,7 +700,7 @@
                 <w:color w:val="1C3A36"/>
                 <w:sz w:val="17"/>
               </w:rPr>
-              <w:t>2.79</w:t>
+              <w:t>2.35</w:t>
             </w:r>
           </w:p>
         </w:tc>
@@ -718,7 +718,7 @@
                 <w:color w:val="1C3A36"/>
                 <w:sz w:val="17"/>
               </w:rPr>
-              <w:t>69.5%</w:t>
+              <w:t>80.1%</w:t>
             </w:r>
           </w:p>
         </w:tc>
@@ -773,7 +773,7 @@
                 <w:color w:val="1C3A36"/>
                 <w:sz w:val="17"/>
               </w:rPr>
-              <w:t>1.35</w:t>
+              <w:t>1.44</w:t>
             </w:r>
           </w:p>
         </w:tc>
@@ -864,7 +864,7 @@
                 <w:color w:val="1C3A36"/>
                 <w:sz w:val="17"/>
               </w:rPr>
-              <w:t>1.29</w:t>
+              <w:t>1.30</w:t>
             </w:r>
           </w:p>
         </w:tc>
@@ -882,7 +882,7 @@
                 <w:color w:val="1C3A36"/>
                 <w:sz w:val="17"/>
               </w:rPr>
-              <w:t>2.54</w:t>
+              <w:t>2.35</w:t>
             </w:r>
           </w:p>
         </w:tc>
@@ -955,7 +955,7 @@
                 <w:color w:val="1C3A36"/>
                 <w:sz w:val="17"/>
               </w:rPr>
-              <w:t>1.73</w:t>
+              <w:t>1.46</w:t>
             </w:r>
           </w:p>
         </w:tc>
@@ -973,7 +973,7 @@
                 <w:color w:val="1C3A36"/>
                 <w:sz w:val="17"/>
               </w:rPr>
-              <w:t>1.73</w:t>
+              <w:t>1.46</w:t>
             </w:r>
           </w:p>
         </w:tc>
@@ -1050,7 +1050,7 @@
                 <w:color w:val="1C3A36"/>
                 <w:sz w:val="17"/>
               </w:rPr>
-              <w:t>1.29 low</w:t>
+              <w:t>1.30 low</w:t>
             </w:r>
           </w:p>
         </w:tc>
@@ -1070,7 +1070,7 @@
                 <w:color w:val="1C3A36"/>
                 <w:sz w:val="17"/>
               </w:rPr>
-              <w:t>2.79 high</w:t>
+              <w:t>2.55 high</w:t>
             </w:r>
           </w:p>
         </w:tc>
@@ -1109,7 +1109,7 @@
                 <w:color w:val="1C3A36"/>
                 <w:sz w:val="17"/>
               </w:rPr>
-              <w:t>Median 1.73 against a close of 2.40</w:t>
+              <w:t>Median 1.48 against a close of 2.40</w:t>
             </w:r>
           </w:p>
         </w:tc>
@@ -1235,7 +1235,7 @@
                 <w:color w:val="1C3A36"/>
                 <w:sz w:val="19"/>
               </w:rPr>
-              <w:t>Take the risk debate out and the study is tight: at the share’s own measured risk the four lenses land at 2.79, 2.39, 2.54 and 1.73; at sector risk they land at 1.49, 1.35, 1.29 and 1.73. Within each column the methods agree far better than they disagree. It is the choice BETWEEN columns that is worth almost two dirhams, and no amount of extra modelling settles it — it is a judgement about whether four years of a thinly floated share trading in a narrow band tells you anything about the risk of a business whose earnings track a global commodity.</w:t>
+              <w:t>Take the risk debate out and the study is tight: at the share’s own measured risk the four lenses land at 2.55, 2.39, 2.35 and 1.46; at sector risk they land at 1.48, 1.44, 1.30 and 1.46. Within each column the methods agree far better than they disagree. It is the choice BETWEEN columns that is worth almost two dirhams, and no amount of extra modelling settles it — it is a judgement about whether four years of a thinly floated share trading in a narrow band tells you anything about the risk of a business whose earnings track a global commodity.</w:t>
             </w:r>
           </w:p>
         </w:tc>
@@ -1710,7 +1710,7 @@
                 <w:color w:val="1C3A36"/>
                 <w:sz w:val="17"/>
               </w:rPr>
-              <w:t>The Borouge 4 operator fee — a contracted stream from assets the company does not own, worth about $2,505m</w:t>
+              <w:t>The Borouge 4 operator fee — a contracted stream from assets the company does not own, worth about $290m</w:t>
             </w:r>
           </w:p>
         </w:tc>
@@ -1987,7 +1987,7 @@
                 <w:color w:val="1C3A36"/>
                 <w:sz w:val="17"/>
               </w:rPr>
-              <w:t>5,763</w:t>
+              <w:t>5,932</w:t>
             </w:r>
           </w:p>
         </w:tc>
@@ -2005,7 +2005,7 @@
                 <w:color w:val="1C3A36"/>
                 <w:sz w:val="17"/>
               </w:rPr>
-              <w:t>5,834</w:t>
+              <w:t>6,005</w:t>
             </w:r>
           </w:p>
         </w:tc>
@@ -2023,7 +2023,7 @@
                 <w:color w:val="1C3A36"/>
                 <w:sz w:val="17"/>
               </w:rPr>
-              <w:t>5,632</w:t>
+              <w:t>5,797</w:t>
             </w:r>
           </w:p>
         </w:tc>
@@ -2041,7 +2041,7 @@
                 <w:color w:val="1C3A36"/>
                 <w:sz w:val="17"/>
               </w:rPr>
-              <w:t>5,682</w:t>
+              <w:t>5,849</w:t>
             </w:r>
           </w:p>
         </w:tc>
@@ -2059,7 +2059,7 @@
                 <w:color w:val="1C3A36"/>
                 <w:sz w:val="17"/>
               </w:rPr>
-              <w:t>5,759</w:t>
+              <w:t>5,929</w:t>
             </w:r>
           </w:p>
         </w:tc>
@@ -2205,7 +2205,7 @@
                 <w:color w:val="1C3A36"/>
                 <w:sz w:val="17"/>
               </w:rPr>
-              <w:t>1,554</w:t>
+              <w:t>1,684</w:t>
             </w:r>
           </w:p>
         </w:tc>
@@ -2223,7 +2223,7 @@
                 <w:color w:val="1C3A36"/>
                 <w:sz w:val="17"/>
               </w:rPr>
-              <w:t>1,701</w:t>
+              <w:t>1,834</w:t>
             </w:r>
           </w:p>
         </w:tc>
@@ -2241,7 +2241,7 @@
                 <w:color w:val="1C3A36"/>
                 <w:sz w:val="17"/>
               </w:rPr>
-              <w:t>1,726</w:t>
+              <w:t>1,861</w:t>
             </w:r>
           </w:p>
         </w:tc>
@@ -2259,7 +2259,7 @@
                 <w:color w:val="1C3A36"/>
                 <w:sz w:val="17"/>
               </w:rPr>
-              <w:t>1,741</w:t>
+              <w:t>1,878</w:t>
             </w:r>
           </w:p>
         </w:tc>
@@ -2277,7 +2277,7 @@
                 <w:color w:val="1C3A36"/>
                 <w:sz w:val="17"/>
               </w:rPr>
-              <w:t>1,756</w:t>
+              <w:t>1,896</w:t>
             </w:r>
           </w:p>
         </w:tc>
@@ -2314,7 +2314,7 @@
                 <w:color w:val="1C3A36"/>
                 <w:sz w:val="17"/>
               </w:rPr>
-              <w:t>656</w:t>
+              <w:t>675</w:t>
             </w:r>
           </w:p>
         </w:tc>
@@ -2332,7 +2332,7 @@
                 <w:color w:val="1C3A36"/>
                 <w:sz w:val="17"/>
               </w:rPr>
-              <w:t>504</w:t>
+              <w:t>518</w:t>
             </w:r>
           </w:p>
         </w:tc>
@@ -2350,7 +2350,7 @@
                 <w:color w:val="1C3A36"/>
                 <w:sz w:val="17"/>
               </w:rPr>
-              <w:t>417</w:t>
+              <w:t>429</w:t>
             </w:r>
           </w:p>
         </w:tc>
@@ -2368,7 +2368,7 @@
                 <w:color w:val="1C3A36"/>
                 <w:sz w:val="17"/>
               </w:rPr>
-              <w:t>422</w:t>
+              <w:t>435</w:t>
             </w:r>
           </w:p>
         </w:tc>
@@ -2386,7 +2386,7 @@
                 <w:color w:val="1C3A36"/>
                 <w:sz w:val="17"/>
               </w:rPr>
-              <w:t>432</w:t>
+              <w:t>445</w:t>
             </w:r>
           </w:p>
         </w:tc>
@@ -2645,7 +2645,7 @@
                 <w:color w:val="1C3A36"/>
                 <w:sz w:val="17"/>
               </w:rPr>
-              <w:t>2,124</w:t>
+              <w:t>2,144</w:t>
             </w:r>
           </w:p>
         </w:tc>
@@ -2665,7 +2665,7 @@
                 <w:color w:val="1C3A36"/>
                 <w:sz w:val="17"/>
               </w:rPr>
-              <w:t>2,129</w:t>
+              <w:t>2,153</w:t>
             </w:r>
           </w:p>
         </w:tc>
@@ -2685,7 +2685,7 @@
                 <w:color w:val="1C3A36"/>
                 <w:sz w:val="17"/>
               </w:rPr>
-              <w:t>1,996</w:t>
+              <w:t>2,015</w:t>
             </w:r>
           </w:p>
         </w:tc>
@@ -2705,7 +2705,7 @@
                 <w:color w:val="1C3A36"/>
                 <w:sz w:val="17"/>
               </w:rPr>
-              <w:t>2,018</w:t>
+              <w:t>2,035</w:t>
             </w:r>
           </w:p>
         </w:tc>
@@ -2725,7 +2725,7 @@
                 <w:color w:val="1C3A36"/>
                 <w:sz w:val="17"/>
               </w:rPr>
-              <w:t>2,060</w:t>
+              <w:t>2,076</w:t>
             </w:r>
           </w:p>
         </w:tc>
@@ -2871,7 +2871,7 @@
                 <w:color w:val="1C3A36"/>
                 <w:sz w:val="17"/>
               </w:rPr>
-              <w:t>1,724</w:t>
+              <w:t>1,744</w:t>
             </w:r>
           </w:p>
         </w:tc>
@@ -2889,7 +2889,7 @@
                 <w:color w:val="1C3A36"/>
                 <w:sz w:val="17"/>
               </w:rPr>
-              <w:t>1,735</w:t>
+              <w:t>1,760</w:t>
             </w:r>
           </w:p>
         </w:tc>
@@ -2907,7 +2907,7 @@
                 <w:color w:val="1C3A36"/>
                 <w:sz w:val="17"/>
               </w:rPr>
-              <w:t>1,608</w:t>
+              <w:t>1,626</w:t>
             </w:r>
           </w:p>
         </w:tc>
@@ -2925,7 +2925,7 @@
                 <w:color w:val="1C3A36"/>
                 <w:sz w:val="17"/>
               </w:rPr>
-              <w:t>1,634</w:t>
+              <w:t>1,651</w:t>
             </w:r>
           </w:p>
         </w:tc>
@@ -2943,7 +2943,7 @@
                 <w:color w:val="1C3A36"/>
                 <w:sz w:val="17"/>
               </w:rPr>
-              <w:t>1,680</w:t>
+              <w:t>1,696</w:t>
             </w:r>
           </w:p>
         </w:tc>
@@ -2980,7 +2980,7 @@
                 <w:color w:val="1C3A36"/>
                 <w:sz w:val="17"/>
               </w:rPr>
-              <w:t>1,228</w:t>
+              <w:t>1,243</w:t>
             </w:r>
           </w:p>
         </w:tc>
@@ -2998,7 +2998,7 @@
                 <w:color w:val="1C3A36"/>
                 <w:sz w:val="17"/>
               </w:rPr>
-              <w:t>1,237</w:t>
+              <w:t>1,254</w:t>
             </w:r>
           </w:p>
         </w:tc>
@@ -3016,7 +3016,7 @@
                 <w:color w:val="1C3A36"/>
                 <w:sz w:val="17"/>
               </w:rPr>
-              <w:t>1,146</w:t>
+              <w:t>1,159</w:t>
             </w:r>
           </w:p>
         </w:tc>
@@ -3034,7 +3034,7 @@
                 <w:color w:val="1C3A36"/>
                 <w:sz w:val="17"/>
               </w:rPr>
-              <w:t>1,165</w:t>
+              <w:t>1,177</w:t>
             </w:r>
           </w:p>
         </w:tc>
@@ -3052,7 +3052,7 @@
                 <w:color w:val="1C3A36"/>
                 <w:sz w:val="17"/>
               </w:rPr>
-              <w:t>1,197</w:t>
+              <w:t>1,209</w:t>
             </w:r>
           </w:p>
         </w:tc>
@@ -3307,7 +3307,7 @@
                 <w:color w:val="1C3A36"/>
                 <w:sz w:val="17"/>
               </w:rPr>
-              <w:t>11.8</w:t>
+              <w:t>24.5</w:t>
             </w:r>
           </w:p>
         </w:tc>
@@ -3325,7 +3325,7 @@
                 <w:color w:val="1C3A36"/>
                 <w:sz w:val="17"/>
               </w:rPr>
-              <w:t>-8.2</w:t>
+              <w:t>-8.1</w:t>
             </w:r>
           </w:p>
         </w:tc>
@@ -3343,7 +3343,7 @@
                 <w:color w:val="1C3A36"/>
                 <w:sz w:val="17"/>
               </w:rPr>
-              <w:t>-29.3</w:t>
+              <w:t>-30.3</w:t>
             </w:r>
           </w:p>
         </w:tc>
@@ -3379,7 +3379,7 @@
                 <w:color w:val="1C3A36"/>
                 <w:sz w:val="17"/>
               </w:rPr>
-              <w:t>8.9</w:t>
+              <w:t>9.0</w:t>
             </w:r>
           </w:p>
         </w:tc>
@@ -3420,7 +3420,7 @@
                 <w:color w:val="1C3A36"/>
                 <w:sz w:val="17"/>
               </w:rPr>
-              <w:t>1,317</w:t>
+              <w:t>1,319</w:t>
             </w:r>
           </w:p>
         </w:tc>
@@ -3440,7 +3440,7 @@
                 <w:color w:val="1C3A36"/>
                 <w:sz w:val="17"/>
               </w:rPr>
-              <w:t>1,318</w:t>
+              <w:t>1,335</w:t>
             </w:r>
           </w:p>
         </w:tc>
@@ -3460,7 +3460,7 @@
                 <w:color w:val="1C3A36"/>
                 <w:sz w:val="17"/>
               </w:rPr>
-              <w:t>1,244</w:t>
+              <w:t>1,258</w:t>
             </w:r>
           </w:p>
         </w:tc>
@@ -3480,7 +3480,7 @@
                 <w:color w:val="1C3A36"/>
                 <w:sz w:val="17"/>
               </w:rPr>
-              <w:t>1,223</w:t>
+              <w:t>1,236</w:t>
             </w:r>
           </w:p>
         </w:tc>
@@ -3500,7 +3500,7 @@
                 <w:color w:val="1C3A36"/>
                 <w:sz w:val="17"/>
               </w:rPr>
-              <w:t>1,248</w:t>
+              <w:t>1,260</w:t>
             </w:r>
           </w:p>
         </w:tc>
@@ -3650,7 +3650,7 @@
                 <w:color w:val="1C3A36"/>
                 <w:sz w:val="17"/>
               </w:rPr>
-              <w:t>1,241</w:t>
+              <w:t>1,243</w:t>
             </w:r>
           </w:p>
         </w:tc>
@@ -3670,7 +3670,7 @@
                 <w:color w:val="1C3A36"/>
                 <w:sz w:val="17"/>
               </w:rPr>
-              <w:t>1,171</w:t>
+              <w:t>1,187</w:t>
             </w:r>
           </w:p>
         </w:tc>
@@ -3690,7 +3690,7 @@
                 <w:color w:val="1C3A36"/>
                 <w:sz w:val="17"/>
               </w:rPr>
-              <w:t>1,042</w:t>
+              <w:t>1,053</w:t>
             </w:r>
           </w:p>
         </w:tc>
@@ -3710,7 +3710,7 @@
                 <w:color w:val="1C3A36"/>
                 <w:sz w:val="17"/>
               </w:rPr>
-              <w:t>966</w:t>
+              <w:t>975</w:t>
             </w:r>
           </w:p>
         </w:tc>
@@ -3730,7 +3730,7 @@
                 <w:color w:val="1C3A36"/>
                 <w:sz w:val="17"/>
               </w:rPr>
-              <w:t>929</w:t>
+              <w:t>937</w:t>
             </w:r>
           </w:p>
         </w:tc>
@@ -3853,7 +3853,7 @@
                 <w:color w:val="1C3A36"/>
                 <w:sz w:val="18"/>
               </w:rPr>
-              <w:t>1,197</w:t>
+              <w:t>1,209</w:t>
             </w:r>
           </w:p>
         </w:tc>
@@ -3890,7 +3890,7 @@
                 <w:color w:val="1C3A36"/>
                 <w:sz w:val="18"/>
               </w:rPr>
-              <w:t>1,221</w:t>
+              <w:t>1,233</w:t>
             </w:r>
           </w:p>
         </w:tc>
@@ -3964,7 +3964,7 @@
                 <w:color w:val="1C3A36"/>
                 <w:sz w:val="18"/>
               </w:rPr>
-              <w:t>1,018</w:t>
+              <w:t>1,027</w:t>
             </w:r>
           </w:p>
         </w:tc>
@@ -4001,7 +4001,7 @@
                 <w:color w:val="1C3A36"/>
                 <w:sz w:val="18"/>
               </w:rPr>
-              <w:t>24,901</w:t>
+              <w:t>25,139</w:t>
             </w:r>
           </w:p>
         </w:tc>
@@ -4038,7 +4038,7 @@
                 <w:color w:val="1C3A36"/>
                 <w:sz w:val="18"/>
               </w:rPr>
-              <w:t>18,531</w:t>
+              <w:t>18,709</w:t>
             </w:r>
           </w:p>
         </w:tc>
@@ -4075,7 +4075,7 @@
                 <w:color w:val="1C3A36"/>
                 <w:sz w:val="18"/>
               </w:rPr>
-              <w:t>5,349</w:t>
+              <w:t>5,396</w:t>
             </w:r>
           </w:p>
         </w:tc>
@@ -4112,7 +4112,7 @@
                 <w:color w:val="1C3A36"/>
                 <w:sz w:val="18"/>
               </w:rPr>
-              <w:t>23,880</w:t>
+              <w:t>24,104</w:t>
             </w:r>
           </w:p>
         </w:tc>
@@ -4149,7 +4149,7 @@
                 <w:color w:val="1C3A36"/>
                 <w:sz w:val="18"/>
               </w:rPr>
-              <w:t>2,505</w:t>
+              <w:t>290</w:t>
             </w:r>
           </w:p>
         </w:tc>
@@ -4190,7 +4190,7 @@
                 <w:color w:val="1C3A36"/>
                 <w:sz w:val="18"/>
               </w:rPr>
-              <w:t>26,385</w:t>
+              <w:t>24,394</w:t>
             </w:r>
           </w:p>
         </w:tc>
@@ -4231,7 +4231,7 @@
                 <w:color w:val="1C3A36"/>
                 <w:sz w:val="18"/>
               </w:rPr>
-              <w:t>70.2%</w:t>
+              <w:t>76.7%</w:t>
             </w:r>
           </w:p>
         </w:tc>
@@ -4383,7 +4383,7 @@
                 <w:color w:val="1C3A36"/>
                 <w:sz w:val="18"/>
               </w:rPr>
-              <w:t>22,860</w:t>
+              <w:t>20,869</w:t>
             </w:r>
           </w:p>
         </w:tc>
@@ -4420,7 +4420,7 @@
                 <w:color w:val="1C3A36"/>
                 <w:sz w:val="18"/>
               </w:rPr>
-              <w:t>0.7605</w:t>
+              <w:t>0.6943</w:t>
             </w:r>
           </w:p>
         </w:tc>
@@ -4457,7 +4457,7 @@
                 <w:color w:val="1C3A36"/>
                 <w:sz w:val="18"/>
               </w:rPr>
-              <w:t>2.79</w:t>
+              <w:t>2.55</w:t>
             </w:r>
           </w:p>
         </w:tc>
@@ -4507,7 +4507,7 @@
           <w:color w:val="1C3A36"/>
           <w:sz w:val="21"/>
         </w:rPr>
-        <w:t>Borouge earned returns on equity of 21.9%, 27.5%, 26.6% across the three audited years, a mean of 25.3%. Against a cost of equity of 6.44% and long-run growth of 2.0%, that justifies 5.25 times a book value of $0.1240 a share, or 2.39 dirhams. At the higher cost of equity of 9.88% the same return justifies only 2.96 times book, or 1.35 dirhams.</w:t>
+        <w:t>Borouge earned returns on equity of 21.9%, 27.5%, 26.6% across the three audited years, a mean of 25.3%. Against a cost of equity of 6.44% and long-run growth of 2.0%, that justifies 5.25 times a book value of $0.1240 a share, or 2.39 dirhams. At the higher cost of equity of 9.38% the same return justifies only 3.16 times book, or 1.44 dirhams.</w:t>
       </w:r>
     </w:p>
     <w:p>
@@ -4838,7 +4838,7 @@
                 <w:color w:val="1C3A36"/>
                 <w:sz w:val="18"/>
               </w:rPr>
-              <w:t>Applied to mid-cycle EBITDA of $2,042m</w:t>
+              <w:t>Applied to mid-cycle EBITDA of $1,754m</w:t>
             </w:r>
           </w:p>
         </w:tc>
@@ -4856,7 +4856,7 @@
                 <w:color w:val="1C3A36"/>
                 <w:sz w:val="18"/>
               </w:rPr>
-              <w:t>$17,671m enterprise value</w:t>
+              <w:t>$15,473m enterprise value</w:t>
             </w:r>
           </w:p>
         </w:tc>
@@ -4897,7 +4897,7 @@
                 <w:color w:val="1C3A36"/>
                 <w:sz w:val="18"/>
               </w:rPr>
-              <w:t>1.73 AED</w:t>
+              <w:t>1.46 AED</w:t>
             </w:r>
           </w:p>
         </w:tc>
@@ -4961,7 +4961,7 @@
           <w:color w:val="1C3A36"/>
           <w:sz w:val="21"/>
         </w:rPr>
-        <w:t>On that basis mid-cycle EBITDA is $2,071m and mid-cycle NOPAT $1,191m. Capitalised at 6.09%, net of the same reinvestment the terminal block charges, that gives 2.54 dirhams a share; at 9.03% it gives 1.29.</w:t>
+        <w:t>On that basis mid-cycle EBITDA is $1,944m and mid-cycle NOPAT $1,100m. Capitalised at 6.09%, net of the same reinvestment the terminal block charges, that gives 2.35 dirhams a share; at 8.60% it gives 1.30.</w:t>
       </w:r>
     </w:p>
     <w:p>
@@ -4989,7 +4989,7 @@
           <w:color w:val="1C3A36"/>
           <w:sz w:val="21"/>
         </w:rPr>
-        <w:t>The four lenses across both costs of capital span 1.29 to 2.79 dirhams, median 1.73, against a close of 2.40. Read column by column they agree closely; read across columns they do not. That is the honest shape of the answer and Figure 1 draws it as such.</w:t>
+        <w:t>The four lenses across both costs of capital span 1.30 to 2.55 dirhams, median 1.48, against a close of 2.40. Read column by column they agree closely; read across columns they do not. That is the honest shape of the answer and Figure 1 draws it as such.</w:t>
       </w:r>
     </w:p>
     <w:p>
@@ -5303,7 +5303,7 @@
                 <w:color w:val="1C3A36"/>
                 <w:sz w:val="17"/>
               </w:rPr>
-              <w:t>Fitted across three audited years into a $663m fixed leg and a $201 per tonne variable leg. Only the fixed leg escalates on consumer inflation</w:t>
+              <w:t>Fitted across three audited years into a $790m fixed leg and a $201 per tonne variable leg. Only the fixed leg escalates on consumer inflation</w:t>
             </w:r>
           </w:p>
         </w:tc>
@@ -5896,7 +5896,7 @@
                 <w:color w:val="1C3A36"/>
                 <w:sz w:val="17"/>
               </w:rPr>
-              <w:t>1.121</w:t>
+              <w:t>1.018</w:t>
             </w:r>
           </w:p>
         </w:tc>
@@ -6061,7 +6061,7 @@
                 <w:color w:val="1C3A36"/>
                 <w:sz w:val="17"/>
               </w:rPr>
-              <w:t>9.88%</w:t>
+              <w:t>9.38%</w:t>
             </w:r>
           </w:p>
         </w:tc>
@@ -6116,7 +6116,7 @@
                 <w:color w:val="1C3A36"/>
                 <w:sz w:val="17"/>
               </w:rPr>
-              <w:t>9.03%</w:t>
+              <w:t>8.60%</w:t>
             </w:r>
           </w:p>
         </w:tc>
@@ -6157,7 +6157,7 @@
                 <w:color w:val="1C3A36"/>
                 <w:sz w:val="17"/>
               </w:rPr>
-              <w:t>2.79</w:t>
+              <w:t>2.55</w:t>
             </w:r>
           </w:p>
         </w:tc>
@@ -6177,7 +6177,7 @@
                 <w:color w:val="1C3A36"/>
                 <w:sz w:val="17"/>
               </w:rPr>
-              <w:t>1.49</w:t>
+              <w:t>1.48</w:t>
             </w:r>
           </w:p>
         </w:tc>
@@ -7209,7 +7209,7 @@
                 <w:color w:val="1C3A36"/>
                 <w:sz w:val="17"/>
               </w:rPr>
-              <w:t>9.88%</w:t>
+              <w:t>9.38%</w:t>
             </w:r>
           </w:p>
         </w:tc>
@@ -7438,7 +7438,7 @@
                 <w:color w:val="1C3A36"/>
                 <w:sz w:val="17"/>
               </w:rPr>
-              <w:t>9.03%</w:t>
+              <w:t>8.60%</w:t>
             </w:r>
           </w:p>
         </w:tc>
@@ -8056,7 +8056,7 @@
                 <w:color w:val="1C3A36"/>
                 <w:sz w:val="17"/>
               </w:rPr>
-              <w:t>1.80</w:t>
+              <w:t>1.61</w:t>
             </w:r>
           </w:p>
         </w:tc>
@@ -8074,7 +8074,7 @@
                 <w:color w:val="1C3A36"/>
                 <w:sz w:val="17"/>
               </w:rPr>
-              <w:t>2.79</w:t>
+              <w:t>2.55</w:t>
             </w:r>
           </w:p>
         </w:tc>
@@ -8092,7 +8092,7 @@
                 <w:color w:val="1C3A36"/>
                 <w:sz w:val="17"/>
               </w:rPr>
-              <w:t>3.79</w:t>
+              <w:t>3.49</w:t>
             </w:r>
           </w:p>
         </w:tc>
@@ -8129,7 +8129,7 @@
                 <w:color w:val="1C3A36"/>
                 <w:sz w:val="17"/>
               </w:rPr>
-              <w:t>2.25</w:t>
+              <w:t>2.03</w:t>
             </w:r>
           </w:p>
         </w:tc>
@@ -8147,7 +8147,7 @@
                 <w:color w:val="1C3A36"/>
                 <w:sz w:val="17"/>
               </w:rPr>
-              <w:t>2.79</w:t>
+              <w:t>2.55</w:t>
             </w:r>
           </w:p>
         </w:tc>
@@ -8165,7 +8165,7 @@
                 <w:color w:val="1C3A36"/>
                 <w:sz w:val="17"/>
               </w:rPr>
-              <w:t>3.34</w:t>
+              <w:t>3.07</w:t>
             </w:r>
           </w:p>
         </w:tc>
@@ -8202,7 +8202,7 @@
                 <w:color w:val="1C3A36"/>
                 <w:sz w:val="17"/>
               </w:rPr>
-              <w:t>2.18</w:t>
+              <w:t>2.00</w:t>
             </w:r>
           </w:p>
         </w:tc>
@@ -8220,7 +8220,7 @@
                 <w:color w:val="1C3A36"/>
                 <w:sz w:val="17"/>
               </w:rPr>
-              <w:t>2.79</w:t>
+              <w:t>2.55</w:t>
             </w:r>
           </w:p>
         </w:tc>
@@ -8238,7 +8238,7 @@
                 <w:color w:val="1C3A36"/>
                 <w:sz w:val="17"/>
               </w:rPr>
-              <w:t>3.80</w:t>
+              <w:t>3.46</w:t>
             </w:r>
           </w:p>
         </w:tc>
@@ -10626,7 +10626,7 @@
                 <w:color w:val="1C3A36"/>
                 <w:sz w:val="17"/>
               </w:rPr>
-              <w:t>It puts 70.2% of the answer in a terminal block, and it is hostage to the cost of capital</w:t>
+              <w:t>It puts 76.7% of the answer in a terminal block, and it is hostage to the cost of capital</w:t>
             </w:r>
           </w:p>
         </w:tc>
@@ -10644,7 +10644,7 @@
                 <w:color w:val="1C3A36"/>
                 <w:sz w:val="17"/>
               </w:rPr>
-              <w:t>1.49 – 2.79</w:t>
+              <w:t>1.48 – 2.55</w:t>
             </w:r>
           </w:p>
         </w:tc>
@@ -10717,7 +10717,7 @@
                 <w:color w:val="1C3A36"/>
                 <w:sz w:val="17"/>
               </w:rPr>
-              <w:t>1.35 – 2.39</w:t>
+              <w:t>1.44 – 2.39</w:t>
             </w:r>
           </w:p>
         </w:tc>
@@ -10790,7 +10790,7 @@
                 <w:color w:val="1C3A36"/>
                 <w:sz w:val="17"/>
               </w:rPr>
-              <w:t>1.73</w:t>
+              <w:t>1.46</w:t>
             </w:r>
           </w:p>
         </w:tc>
@@ -10863,7 +10863,7 @@
                 <w:color w:val="1C3A36"/>
                 <w:sz w:val="17"/>
               </w:rPr>
-              <w:t>1.29 – 2.54</w:t>
+              <w:t>1.30 – 2.35</w:t>
             </w:r>
           </w:p>
         </w:tc>
@@ -10899,7 +10899,7 @@
           <w:color w:val="1C3A36"/>
           <w:sz w:val="21"/>
         </w:rPr>
-        <w:t>The pattern is clear once the columns are read separately. Inside the low-risk column the four lenses span 1.73 to 2.79; inside the high-risk column they span 1.29 to 1.73. The relative lens sits in the middle of the whole field precisely because it is the one lens the risk debate cannot touch — and at 1.73 against a close of 2.40, it is also the lens that sits furthest below the market.</w:t>
+        <w:t>The pattern is clear once the columns are read separately. Inside the low-risk column the four lenses span 1.46 to 2.55; inside the high-risk column they span 1.30 to 1.46. The relative lens sits in the middle of the whole field precisely because it is the one lens the risk debate cannot touch — and at 1.46 against a close of 2.40, it is also the lens that sits furthest below the market.</w:t>
       </w:r>
     </w:p>
     <w:p>
@@ -11327,7 +11327,7 @@
                 <w:color w:val="1C3A36"/>
                 <w:sz w:val="17"/>
               </w:rPr>
-              <w:t>The operator fee is worth about $2,505m today. If the terms on which those assets eventually move into the group change, so does that figure — in either direction.</w:t>
+              <w:t>The operator fee is worth about $290m today. If the terms on which those assets eventually move into the group change, so does that figure — in either direction.</w:t>
             </w:r>
           </w:p>
         </w:tc>
@@ -11516,7 +11516,7 @@
           <w:color w:val="1C3A36"/>
           <w:sz w:val="21"/>
         </w:rPr>
-        <w:t>A fair-value range of 1.29 to 2.79 and a three-month band of 2.07 to 2.74 are answers to different questions. The first is about the business over years; the second is about the share price over weeks. Nothing in this study claims the price will move toward the fair-value range inside the band’s window.</w:t>
+        <w:t>A fair-value range of 1.30 to 2.55 and a three-month band of 2.07 to 2.74 are answers to different questions. The first is about the business over years; the second is about the share price over weeks. Nothing in this study claims the price will move toward the fair-value range inside the band’s window.</w:t>
       </w:r>
     </w:p>
     <w:p>
@@ -11651,7 +11651,7 @@
                 <w:color w:val="1C3A36"/>
                 <w:sz w:val="16"/>
               </w:rPr>
-              <w:t>It is worth about 1.30 dirhams a share — more than every other uncertainty in this study combined</w:t>
+              <w:t>It is worth about 1.07 dirhams a share — more than every other uncertainty in this study combined</w:t>
             </w:r>
           </w:p>
         </w:tc>
@@ -11688,7 +11688,7 @@
                 <w:color w:val="1C3A36"/>
                 <w:sz w:val="16"/>
               </w:rPr>
-              <w:t>Terminal value is 70.2% of enterprise value</w:t>
+              <w:t>Terminal value is 76.7% of enterprise value</w:t>
             </w:r>
           </w:p>
         </w:tc>
@@ -11706,7 +11706,7 @@
                 <w:color w:val="1C3A36"/>
                 <w:sz w:val="16"/>
               </w:rPr>
-              <w:t>High, and structurally so for a long-lived asset at a low cost of capital. At the higher cost of capital it falls to 59.7%</w:t>
+              <w:t>High, and structurally so for a long-lived asset at a low cost of capital. At the higher cost of capital it falls to 66.0%</w:t>
             </w:r>
           </w:p>
         </w:tc>
@@ -12349,7 +12349,7 @@
                 <w:color w:val="1C3A36"/>
                 <w:sz w:val="16"/>
               </w:rPr>
-              <w:t>5,763</w:t>
+              <w:t>5,932</w:t>
             </w:r>
           </w:p>
         </w:tc>
@@ -12367,7 +12367,7 @@
                 <w:color w:val="1C3A36"/>
                 <w:sz w:val="16"/>
               </w:rPr>
-              <w:t>5,834</w:t>
+              <w:t>6,005</w:t>
             </w:r>
           </w:p>
         </w:tc>
@@ -12385,7 +12385,7 @@
                 <w:color w:val="1C3A36"/>
                 <w:sz w:val="16"/>
               </w:rPr>
-              <w:t>5,632</w:t>
+              <w:t>5,797</w:t>
             </w:r>
           </w:p>
         </w:tc>
@@ -12403,7 +12403,7 @@
                 <w:color w:val="1C3A36"/>
                 <w:sz w:val="16"/>
               </w:rPr>
-              <w:t>5,682</w:t>
+              <w:t>5,849</w:t>
             </w:r>
           </w:p>
         </w:tc>
@@ -12421,7 +12421,7 @@
                 <w:color w:val="1C3A36"/>
                 <w:sz w:val="16"/>
               </w:rPr>
-              <w:t>5,759</w:t>
+              <w:t>5,929</w:t>
             </w:r>
           </w:p>
         </w:tc>
@@ -12512,7 +12512,7 @@
                 <w:color w:val="1C3A36"/>
                 <w:sz w:val="16"/>
               </w:rPr>
-              <w:t>2,545</w:t>
+              <w:t>2,584</w:t>
             </w:r>
           </w:p>
         </w:tc>
@@ -12530,7 +12530,7 @@
                 <w:color w:val="1C3A36"/>
                 <w:sz w:val="16"/>
               </w:rPr>
-              <w:t>2,407</w:t>
+              <w:t>2,447</w:t>
             </w:r>
           </w:p>
         </w:tc>
@@ -12548,7 +12548,7 @@
                 <w:color w:val="1C3A36"/>
                 <w:sz w:val="16"/>
               </w:rPr>
-              <w:t>2,197</w:t>
+              <w:t>2,227</w:t>
             </w:r>
           </w:p>
         </w:tc>
@@ -12566,7 +12566,7 @@
                 <w:color w:val="1C3A36"/>
                 <w:sz w:val="16"/>
               </w:rPr>
-              <w:t>2,232</w:t>
+              <w:t>2,262</w:t>
             </w:r>
           </w:p>
         </w:tc>
@@ -12584,7 +12584,7 @@
                 <w:color w:val="1C3A36"/>
                 <w:sz w:val="16"/>
               </w:rPr>
-              <w:t>2,292</w:t>
+              <w:t>2,321</w:t>
             </w:r>
           </w:p>
         </w:tc>
@@ -12675,7 +12675,7 @@
                 <w:color w:val="1C3A36"/>
                 <w:sz w:val="16"/>
               </w:rPr>
-              <w:t>656</w:t>
+              <w:t>675</w:t>
             </w:r>
           </w:p>
         </w:tc>
@@ -12693,7 +12693,7 @@
                 <w:color w:val="1C3A36"/>
                 <w:sz w:val="16"/>
               </w:rPr>
-              <w:t>504</w:t>
+              <w:t>518</w:t>
             </w:r>
           </w:p>
         </w:tc>
@@ -12711,7 +12711,7 @@
                 <w:color w:val="1C3A36"/>
                 <w:sz w:val="16"/>
               </w:rPr>
-              <w:t>417</w:t>
+              <w:t>429</w:t>
             </w:r>
           </w:p>
         </w:tc>
@@ -12729,7 +12729,7 @@
                 <w:color w:val="1C3A36"/>
                 <w:sz w:val="16"/>
               </w:rPr>
-              <w:t>422</w:t>
+              <w:t>435</w:t>
             </w:r>
           </w:p>
         </w:tc>
@@ -12747,7 +12747,7 @@
                 <w:color w:val="1C3A36"/>
                 <w:sz w:val="16"/>
               </w:rPr>
-              <w:t>432</w:t>
+              <w:t>445</w:t>
             </w:r>
           </w:p>
         </w:tc>
@@ -13001,7 +13001,7 @@
                 <w:color w:val="1C3A36"/>
                 <w:sz w:val="16"/>
               </w:rPr>
-              <w:t>1,724</w:t>
+              <w:t>1,744</w:t>
             </w:r>
           </w:p>
         </w:tc>
@@ -13019,7 +13019,7 @@
                 <w:color w:val="1C3A36"/>
                 <w:sz w:val="16"/>
               </w:rPr>
-              <w:t>1,735</w:t>
+              <w:t>1,760</w:t>
             </w:r>
           </w:p>
         </w:tc>
@@ -13037,7 +13037,7 @@
                 <w:color w:val="1C3A36"/>
                 <w:sz w:val="16"/>
               </w:rPr>
-              <w:t>1,608</w:t>
+              <w:t>1,626</w:t>
             </w:r>
           </w:p>
         </w:tc>
@@ -13055,7 +13055,7 @@
                 <w:color w:val="1C3A36"/>
                 <w:sz w:val="16"/>
               </w:rPr>
-              <w:t>1,634</w:t>
+              <w:t>1,651</w:t>
             </w:r>
           </w:p>
         </w:tc>
@@ -13073,7 +13073,7 @@
                 <w:color w:val="1C3A36"/>
                 <w:sz w:val="16"/>
               </w:rPr>
-              <w:t>1,680</w:t>
+              <w:t>1,696</w:t>
             </w:r>
           </w:p>
         </w:tc>
@@ -13327,7 +13327,7 @@
                 <w:color w:val="1C3A36"/>
                 <w:sz w:val="16"/>
               </w:rPr>
-              <w:t>2,124</w:t>
+              <w:t>2,144</w:t>
             </w:r>
           </w:p>
         </w:tc>
@@ -13345,7 +13345,7 @@
                 <w:color w:val="1C3A36"/>
                 <w:sz w:val="16"/>
               </w:rPr>
-              <w:t>2,129</w:t>
+              <w:t>2,153</w:t>
             </w:r>
           </w:p>
         </w:tc>
@@ -13363,7 +13363,7 @@
                 <w:color w:val="1C3A36"/>
                 <w:sz w:val="16"/>
               </w:rPr>
-              <w:t>1,996</w:t>
+              <w:t>2,015</w:t>
             </w:r>
           </w:p>
         </w:tc>
@@ -13381,7 +13381,7 @@
                 <w:color w:val="1C3A36"/>
                 <w:sz w:val="16"/>
               </w:rPr>
-              <w:t>2,018</w:t>
+              <w:t>2,035</w:t>
             </w:r>
           </w:p>
         </w:tc>
@@ -13399,7 +13399,7 @@
                 <w:color w:val="1C3A36"/>
                 <w:sz w:val="16"/>
               </w:rPr>
-              <w:t>2,060</w:t>
+              <w:t>2,076</w:t>
             </w:r>
           </w:p>
         </w:tc>
@@ -13490,7 +13490,7 @@
                 <w:color w:val="1C3A36"/>
                 <w:sz w:val="16"/>
               </w:rPr>
-              <w:t>1,542</w:t>
+              <w:t>1,562</w:t>
             </w:r>
           </w:p>
         </w:tc>
@@ -13508,7 +13508,7 @@
                 <w:color w:val="1C3A36"/>
                 <w:sz w:val="16"/>
               </w:rPr>
-              <w:t>1,553</w:t>
+              <w:t>1,578</w:t>
             </w:r>
           </w:p>
         </w:tc>
@@ -13526,7 +13526,7 @@
                 <w:color w:val="1C3A36"/>
                 <w:sz w:val="16"/>
               </w:rPr>
-              <w:t>1,426</w:t>
+              <w:t>1,444</w:t>
             </w:r>
           </w:p>
         </w:tc>
@@ -13544,7 +13544,7 @@
                 <w:color w:val="1C3A36"/>
                 <w:sz w:val="16"/>
               </w:rPr>
-              <w:t>1,453</w:t>
+              <w:t>1,470</w:t>
             </w:r>
           </w:p>
         </w:tc>
@@ -13562,7 +13562,7 @@
                 <w:color w:val="1C3A36"/>
                 <w:sz w:val="16"/>
               </w:rPr>
-              <w:t>1,498</w:t>
+              <w:t>1,514</w:t>
             </w:r>
           </w:p>
         </w:tc>
@@ -13653,7 +13653,7 @@
                 <w:color w:val="1C3A36"/>
                 <w:sz w:val="16"/>
               </w:rPr>
-              <w:t>443</w:t>
+              <w:t>449</w:t>
             </w:r>
           </w:p>
         </w:tc>
@@ -13671,7 +13671,7 @@
                 <w:color w:val="1C3A36"/>
                 <w:sz w:val="16"/>
               </w:rPr>
-              <w:t>446</w:t>
+              <w:t>453</w:t>
             </w:r>
           </w:p>
         </w:tc>
@@ -13689,7 +13689,7 @@
                 <w:color w:val="1C3A36"/>
                 <w:sz w:val="16"/>
               </w:rPr>
-              <w:t>410</w:t>
+              <w:t>415</w:t>
             </w:r>
           </w:p>
         </w:tc>
@@ -13707,7 +13707,7 @@
                 <w:color w:val="1C3A36"/>
                 <w:sz w:val="16"/>
               </w:rPr>
-              <w:t>417</w:t>
+              <w:t>422</w:t>
             </w:r>
           </w:p>
         </w:tc>
@@ -13725,7 +13725,7 @@
                 <w:color w:val="1C3A36"/>
                 <w:sz w:val="16"/>
               </w:rPr>
-              <w:t>431</w:t>
+              <w:t>435</w:t>
             </w:r>
           </w:p>
         </w:tc>
@@ -13816,7 +13816,7 @@
                 <w:color w:val="1C3A36"/>
                 <w:sz w:val="16"/>
               </w:rPr>
-              <w:t>1,099</w:t>
+              <w:t>1,113</w:t>
             </w:r>
           </w:p>
         </w:tc>
@@ -13834,7 +13834,7 @@
                 <w:color w:val="1C3A36"/>
                 <w:sz w:val="16"/>
               </w:rPr>
-              <w:t>1,107</w:t>
+              <w:t>1,124</w:t>
             </w:r>
           </w:p>
         </w:tc>
@@ -13852,7 +13852,7 @@
                 <w:color w:val="1C3A36"/>
                 <w:sz w:val="16"/>
               </w:rPr>
-              <w:t>1,016</w:t>
+              <w:t>1,029</w:t>
             </w:r>
           </w:p>
         </w:tc>
@@ -13870,7 +13870,7 @@
                 <w:color w:val="1C3A36"/>
                 <w:sz w:val="16"/>
               </w:rPr>
-              <w:t>1,035</w:t>
+              <w:t>1,047</w:t>
             </w:r>
           </w:p>
         </w:tc>
@@ -13888,7 +13888,7 @@
                 <w:color w:val="1C3A36"/>
                 <w:sz w:val="16"/>
               </w:rPr>
-              <w:t>1,068</w:t>
+              <w:t>1,079</w:t>
             </w:r>
           </w:p>
         </w:tc>
@@ -17717,7 +17717,7 @@
           <w:color w:val="1C3A36"/>
           <w:sz w:val="21"/>
         </w:rPr>
-        <w:t>When it works: when the operating build is genuinely disclosed, as it is here. When it fails: when most of the answer sits past the forecast, which is precisely the situation — 70.2% of enterprise value is in the terminal block.</w:t>
+        <w:t>When it works: when the operating build is genuinely disclosed, as it is here. When it fails: when most of the answer sits past the forecast, which is precisely the situation — 76.7% of enterprise value is in the terminal block.</w:t>
       </w:r>
     </w:p>
     <w:tbl>
@@ -17818,7 +17818,7 @@
                 <w:color w:val="1C3A36"/>
                 <w:sz w:val="17"/>
               </w:rPr>
-              <w:t>5,632</w:t>
+              <w:t>5,797</w:t>
             </w:r>
           </w:p>
         </w:tc>
@@ -17855,7 +17855,7 @@
                 <w:color w:val="1C3A36"/>
                 <w:sz w:val="17"/>
               </w:rPr>
-              <w:t>1,996</w:t>
+              <w:t>2,015</w:t>
             </w:r>
           </w:p>
         </w:tc>
@@ -17892,7 +17892,7 @@
                 <w:color w:val="1C3A36"/>
                 <w:sz w:val="17"/>
               </w:rPr>
-              <w:t>35.4%</w:t>
+              <w:t>34.8%</w:t>
             </w:r>
           </w:p>
         </w:tc>
@@ -17966,7 +17966,7 @@
                 <w:color w:val="1C3A36"/>
                 <w:sz w:val="17"/>
               </w:rPr>
-              <w:t>1,608</w:t>
+              <w:t>1,626</w:t>
             </w:r>
           </w:p>
         </w:tc>
@@ -18003,7 +18003,7 @@
                 <w:color w:val="1C3A36"/>
                 <w:sz w:val="17"/>
               </w:rPr>
-              <w:t>1,146</w:t>
+              <w:t>1,159</w:t>
             </w:r>
           </w:p>
         </w:tc>
@@ -18040,7 +18040,7 @@
                 <w:color w:val="1C3A36"/>
                 <w:sz w:val="17"/>
               </w:rPr>
-              <w:t>1,244</w:t>
+              <w:t>1,258</w:t>
             </w:r>
           </w:p>
         </w:tc>
@@ -18077,7 +18077,7 @@
                 <w:color w:val="1C3A36"/>
                 <w:sz w:val="17"/>
               </w:rPr>
-              <w:t>5,349</w:t>
+              <w:t>5,396</w:t>
             </w:r>
           </w:p>
         </w:tc>
@@ -18114,7 +18114,7 @@
                 <w:color w:val="1C3A36"/>
                 <w:sz w:val="17"/>
               </w:rPr>
-              <w:t>18,531</w:t>
+              <w:t>18,709</w:t>
             </w:r>
           </w:p>
         </w:tc>
@@ -18151,7 +18151,7 @@
                 <w:color w:val="1C3A36"/>
                 <w:sz w:val="17"/>
               </w:rPr>
-              <w:t>2,505</w:t>
+              <w:t>290</w:t>
             </w:r>
           </w:p>
         </w:tc>
@@ -18192,7 +18192,7 @@
                 <w:color w:val="1C3A36"/>
                 <w:sz w:val="17"/>
               </w:rPr>
-              <w:t>26,385</w:t>
+              <w:t>24,394</w:t>
             </w:r>
           </w:p>
         </w:tc>
@@ -18266,7 +18266,7 @@
                 <w:color w:val="1C3A36"/>
                 <w:sz w:val="17"/>
               </w:rPr>
-              <w:t>22,860</w:t>
+              <w:t>20,869</w:t>
             </w:r>
           </w:p>
         </w:tc>
@@ -18307,7 +18307,7 @@
                 <w:color w:val="1C3A36"/>
                 <w:sz w:val="17"/>
               </w:rPr>
-              <w:t>2.79</w:t>
+              <w:t>2.55</w:t>
             </w:r>
           </w:p>
         </w:tc>
@@ -18329,7 +18329,7 @@
           <w:color w:val="1C3A36"/>
           <w:sz w:val="21"/>
         </w:rPr>
-        <w:t>Named sensitivity. "Move the cost of capital by fifty basis points and I move by 0.43 dirhams. Move the realised premium by a hundred dollars a tonne and I move by 1.00. Those are the only two that matter to me."</w:t>
+        <w:t>Named sensitivity. "Move the cost of capital by fifty basis points and I move by 0.39 dirhams. Move the realised premium by a hundred dollars a tonne and I move by 0.94. Those are the only two that matter to me."</w:t>
       </w:r>
     </w:p>
     <w:p>
@@ -18823,7 +18823,7 @@
                 <w:color w:val="1C3A36"/>
                 <w:sz w:val="17"/>
               </w:rPr>
-              <w:t>9.88%</w:t>
+              <w:t>9.38%</w:t>
             </w:r>
           </w:p>
         </w:tc>
@@ -18860,7 +18860,7 @@
                 <w:color w:val="1C3A36"/>
                 <w:sz w:val="17"/>
               </w:rPr>
-              <w:t>2.96x</w:t>
+              <w:t>3.16x</w:t>
             </w:r>
           </w:p>
         </w:tc>
@@ -18901,7 +18901,7 @@
                 <w:color w:val="1C3A36"/>
                 <w:sz w:val="17"/>
               </w:rPr>
-              <w:t>1.35</w:t>
+              <w:t>1.44</w:t>
             </w:r>
           </w:p>
         </w:tc>
@@ -18923,7 +18923,7 @@
           <w:color w:val="1C3A36"/>
           <w:sz w:val="21"/>
         </w:rPr>
-        <w:t>Named sensitivity. "My lens is a ratio of two rates, so it is the most levered of the three to the risk question — 1.35 against 2.39, a factor of more than two. If the sustainable return falls five points to 20.3%, I lose roughly a fifth of my number."</w:t>
+        <w:t>Named sensitivity. "My lens is a ratio of two rates, so it is the most levered of the three to the risk question — 1.44 against 2.39, a factor of more than two. If the sustainable return falls five points to 20.3%, I lose roughly a fifth of my number."</w:t>
       </w:r>
     </w:p>
     <w:p>
@@ -19380,7 +19380,7 @@
                 <w:color w:val="1C3A36"/>
                 <w:sz w:val="17"/>
               </w:rPr>
-              <w:t>2,042</w:t>
+              <w:t>1,754</w:t>
             </w:r>
           </w:p>
         </w:tc>
@@ -19417,7 +19417,7 @@
                 <w:color w:val="1C3A36"/>
                 <w:sz w:val="17"/>
               </w:rPr>
-              <w:t>17,671</w:t>
+              <w:t>15,473</w:t>
             </w:r>
           </w:p>
         </w:tc>
@@ -19454,7 +19454,7 @@
                 <w:color w:val="1C3A36"/>
                 <w:sz w:val="17"/>
               </w:rPr>
-              <w:t>14,146</w:t>
+              <w:t>11,948</w:t>
             </w:r>
           </w:p>
         </w:tc>
@@ -19495,7 +19495,7 @@
                 <w:color w:val="1C3A36"/>
                 <w:sz w:val="17"/>
               </w:rPr>
-              <w:t>1.73</w:t>
+              <w:t>1.46</w:t>
             </w:r>
           </w:p>
         </w:tc>
@@ -19532,7 +19532,7 @@
                 <w:color w:val="1C3A36"/>
                 <w:sz w:val="17"/>
               </w:rPr>
-              <w:t>2.54</w:t>
+              <w:t>2.35</w:t>
             </w:r>
           </w:p>
         </w:tc>
@@ -19569,7 +19569,7 @@
                 <w:color w:val="1C3A36"/>
                 <w:sz w:val="17"/>
               </w:rPr>
-              <w:t>1.29</w:t>
+              <w:t>1.30</w:t>
             </w:r>
           </w:p>
         </w:tc>
@@ -19591,7 +19591,7 @@
           <w:color w:val="1C3A36"/>
           <w:sz w:val="21"/>
         </w:rPr>
-        <w:t>Named sensitivity. "One turn on the multiple is worth about 0.25 dirhams a share. That is the whole debate in my lens — and it is why I use three anchors rather than one."</w:t>
+        <w:t>Named sensitivity. "One turn on the multiple is worth about 0.21 dirhams a share. That is the whole debate in my lens — and it is why I use three anchors rather than one."</w:t>
       </w:r>
     </w:p>
     <w:p>
@@ -19932,7 +19932,7 @@
           <w:color w:val="1C3A36"/>
           <w:sz w:val="21"/>
         </w:rPr>
-        <w:t>Where they part company is the discount rate, and only Expert 3 escapes it. At the share’s own measured risk the three land at 2.79, 2.39 and 1.73; at sector risk they land at 1.49, 1.35 and the same 1.73. Expert 3 does not move because a multiple does not contain a discount rate — which is why the study reports the relative lens as the median of the whole field rather than as one reading among four.</w:t>
+        <w:t>Where they part company is the discount rate, and only Expert 3 escapes it. At the share’s own measured risk the three land at 2.55, 2.39 and 1.46; at sector risk they land at 1.48, 1.44 and the same 1.46. Expert 3 does not move because a multiple does not contain a discount rate — which is why the study reports the relative lens as the median of the whole field rather than as one reading among four.</w:t>
       </w:r>
     </w:p>
     <w:p>
@@ -20121,7 +20121,7 @@
                 <w:color w:val="1C3A36"/>
                 <w:sz w:val="16"/>
               </w:rPr>
-              <w:t>1.30</w:t>
+              <w:t>1.07</w:t>
             </w:r>
           </w:p>
         </w:tc>
@@ -20139,7 +20139,7 @@
                 <w:color w:val="1C3A36"/>
                 <w:sz w:val="16"/>
               </w:rPr>
-              <w:t>Beta of 0.42 against 1.12 — a cost of capital of 6.09% against 9.03%. This single input is larger than every other disagreement combined</w:t>
+              <w:t>Beta of 0.42 against 1.02 — a cost of capital of 6.09% against 8.60%. This single input is larger than every other disagreement combined</w:t>
             </w:r>
           </w:p>
         </w:tc>
@@ -20176,7 +20176,7 @@
                 <w:color w:val="1C3A36"/>
                 <w:sz w:val="16"/>
               </w:rPr>
-              <w:t>1.06</w:t>
+              <w:t>1.09</w:t>
             </w:r>
           </w:p>
         </w:tc>
@@ -20231,7 +20231,7 @@
                 <w:color w:val="1C3A36"/>
                 <w:sz w:val="16"/>
               </w:rPr>
-              <w:t>0.40</w:t>
+              <w:t>0.16</w:t>
             </w:r>
           </w:p>
         </w:tc>
@@ -20286,7 +20286,7 @@
                 <w:color w:val="1C3A36"/>
                 <w:sz w:val="16"/>
               </w:rPr>
-              <w:t>0.1 fils</w:t>
+              <w:t>20.2 fils</w:t>
             </w:r>
           </w:p>
         </w:tc>
@@ -20341,7 +20341,7 @@
                 <w:color w:val="1C3A36"/>
                 <w:sz w:val="16"/>
               </w:rPr>
-              <w:t>0.89</w:t>
+              <w:t>0.75</w:t>
             </w:r>
           </w:p>
         </w:tc>

--- a/engine/borouge_study/BOROUGE_Valuation_Study_09-08-2026_public.docx
+++ b/engine/borouge_study/BOROUGE_Valuation_Study_09-08-2026_public.docx
@@ -3289,7 +3289,7 @@
                 <w:color w:val="1C3A36"/>
                 <w:sz w:val="17"/>
               </w:rPr>
-              <w:t>Less: increase in working capital</w:t>
+              <w:t>Movement in working capital — a release adds, a build subtracts</w:t>
             </w:r>
           </w:p>
         </w:tc>
@@ -3307,7 +3307,7 @@
                 <w:color w:val="1C3A36"/>
                 <w:sz w:val="17"/>
               </w:rPr>
-              <w:t>24.5</w:t>
+              <w:t>-24.5</w:t>
             </w:r>
           </w:p>
         </w:tc>
@@ -3325,7 +3325,7 @@
                 <w:color w:val="1C3A36"/>
                 <w:sz w:val="17"/>
               </w:rPr>
-              <w:t>-8.1</w:t>
+              <w:t>8.1</w:t>
             </w:r>
           </w:p>
         </w:tc>
@@ -3343,7 +3343,7 @@
                 <w:color w:val="1C3A36"/>
                 <w:sz w:val="17"/>
               </w:rPr>
-              <w:t>-30.3</w:t>
+              <w:t>30.3</w:t>
             </w:r>
           </w:p>
         </w:tc>
@@ -3361,7 +3361,7 @@
                 <w:color w:val="1C3A36"/>
                 <w:sz w:val="17"/>
               </w:rPr>
-              <w:t>5.4</w:t>
+              <w:t>-5.4</w:t>
             </w:r>
           </w:p>
         </w:tc>
@@ -3379,7 +3379,7 @@
                 <w:color w:val="1C3A36"/>
                 <w:sz w:val="17"/>
               </w:rPr>
-              <w:t>9.0</w:t>
+              <w:t>-9.0</w:t>
             </w:r>
           </w:p>
         </w:tc>
@@ -17929,7 +17929,7 @@
                 <w:color w:val="1C3A36"/>
                 <w:sz w:val="17"/>
               </w:rPr>
-              <w:t>389</w:t>
+              <w:t>(389)</w:t>
             </w:r>
           </w:p>
         </w:tc>

--- a/engine/borouge_study/BOROUGE_Valuation_Study_09-08-2026_public.docx
+++ b/engine/borouge_study/BOROUGE_Valuation_Study_09-08-2026_public.docx
@@ -88,7 +88,7 @@
           <w:color w:val="1C3A36"/>
           <w:sz w:val="22"/>
         </w:rPr>
-        <w:t>Close 2.40 AED</w:t>
+        <w:t>Close 2.35 AED</w:t>
       </w:r>
       <w:r>
         <w:rPr>
@@ -201,7 +201,7 @@
                 <w:color w:val="1C3A36"/>
                 <w:sz w:val="19"/>
               </w:rPr>
-              <w:t>This study publishes TWO answers to its central question, not one, and never averages them. Borouge’s own share-price history gives a very low measured sensitivity to its market, and a sensitivity built up from what global chemical companies look like gives a much higher one. The gap is worth 1.07 dirhams a share. Rather than pick one and bury the choice, the study carries both all the way through — every lens, every table, the workbook, and the analyst appendix.</w:t>
+              <w:t>This study publishes TWO answers to its central question, not one, and never averages them. Borouge’s own share-price history gives a very low measured sensitivity to its market, and a sensitivity built up from what global chemical companies look like gives a much higher one. The gap is worth 1.08 dirhams a share. Rather than pick one and bury the choice, the study carries both all the way through — every lens, every table, the workbook, and the analyst appendix.</w:t>
             </w:r>
           </w:p>
           <w:p>
@@ -271,7 +271,21 @@
           <w:color w:val="1C3A36"/>
           <w:sz w:val="21"/>
         </w:rPr>
-        <w:t>On the four valuation lenses the study runs, the field spans 1.30 to 2.55 dirhams a share, with a median of 1.48 against a close of 2.40. That is not a narrow answer and the study does not pretend otherwise. The width is not noise — it is almost entirely one disagreement, about how risky this share really is, and the study prices that disagreement rather than resolving it.</w:t>
+        <w:t>The answer is the cash-flow lens and it has TWO SIDES, because one question decides it: is navigation through the Strait of Hormuz restored during 2026, or does the disruption persist into 2027? Carried through to a normalising lane the shares are worth 2.55 dirhams; if the disruption persists, 2.35 — a difference of 0.20 dirhams a share against a close of 2.35. The study publishes both rather than averaging them, because the average describes a shipping lane that is neither open nor closed.</w:t>
+      </w:r>
+    </w:p>
+    <w:p>
+      <w:pPr>
+        <w:spacing w:after="120" w:before="0"/>
+      </w:pPr>
+      <w:r>
+        <w:rPr>
+          <w:b w:val="0"/>
+          <w:i w:val="0"/>
+          <w:color w:val="1C3A36"/>
+          <w:sz w:val="21"/>
+        </w:rPr>
+        <w:t>The other lenses are published beside it as cross-checks and span 1.30 to 2.55 dirhams. That width is not noise and it is not the answer either — it is almost entirely one disagreement, about how risky this share really is, and the study prices that disagreement rather than resolving it. A previous edition published the MEDIAN of those readings as its central, 1.48 dirhams. That number is retired and is shown unused: the readings do not spread, they fall into two blocks according to which cost of capital is used, so the median did not average them — it picked one of them, and which one it picked depended on how many lenses happened to have been computed each way.</w:t>
       </w:r>
     </w:p>
     <w:p>
@@ -394,7 +408,7 @@
                 <w:color w:val="1C3A36"/>
                 <w:sz w:val="19"/>
               </w:rPr>
-              <w:t>Most of the value is in the years nobody can see. Terminal value is 76.7% of enterprise value on the central construction. That is high, it is stated in the summary table and in the bridge rather than buried, and it is the honest consequence of valuing a long-lived asset at a cost of capital of 6.09%. At the higher cost of capital the study also publishes, the terminal share falls to 66.0% — and the value falls with it.</w:t>
+              <w:t>Most of the value is in the years nobody can see. Terminal value is 76.7% of enterprise value on the central construction. That is high, it is stated in the summary table and in the bridge rather than buried, and it is the honest consequence of valuing a long-lived asset at a cost of capital of 6.08%. At the higher cost of capital the study also publishes, the terminal share falls to 66.0% — and the value falls with it.</w:t>
             </w:r>
           </w:p>
         </w:tc>
@@ -718,7 +732,7 @@
                 <w:color w:val="1C3A36"/>
                 <w:sz w:val="17"/>
               </w:rPr>
-              <w:t>80.1%</w:t>
+              <w:t>80.2%</w:t>
             </w:r>
           </w:p>
         </w:tc>
@@ -1030,7 +1044,7 @@
                 <w:color w:val="1C3A36"/>
                 <w:sz w:val="17"/>
               </w:rPr>
-              <w:t>The field</w:t>
+              <w:t>THE ANSWER — the cash-flow lens</w:t>
             </w:r>
           </w:p>
         </w:tc>
@@ -1050,7 +1064,7 @@
                 <w:color w:val="1C3A36"/>
                 <w:sz w:val="17"/>
               </w:rPr>
-              <w:t>1.30 low</w:t>
+              <w:t>2.35 if impaired</w:t>
             </w:r>
           </w:p>
         </w:tc>
@@ -1070,7 +1084,7 @@
                 <w:color w:val="1C3A36"/>
                 <w:sz w:val="17"/>
               </w:rPr>
-              <w:t>2.55 high</w:t>
+              <w:t>2.55 if it normalises</w:t>
             </w:r>
           </w:p>
         </w:tc>
@@ -1109,7 +1123,97 @@
                 <w:color w:val="1C3A36"/>
                 <w:sz w:val="17"/>
               </w:rPr>
-              <w:t>Median 1.48 against a close of 2.40</w:t>
+              <w:t>Published both ways against a close of 2.35, never averaged</w:t>
+            </w:r>
+          </w:p>
+        </w:tc>
+      </w:tr>
+      <w:tr>
+        <w:tc>
+          <w:tcPr>
+            <w:tcW w:type="dxa" w:w="2477"/>
+          </w:tcPr>
+          <w:p>
+            <w:pPr>
+              <w:spacing w:after="20"/>
+            </w:pPr>
+            <w:r>
+              <w:rPr>
+                <w:color w:val="1C3A36"/>
+                <w:sz w:val="17"/>
+              </w:rPr>
+              <w:t>The cross-checks</w:t>
+            </w:r>
+          </w:p>
+        </w:tc>
+        <w:tc>
+          <w:tcPr>
+            <w:tcW w:type="dxa" w:w="1526"/>
+          </w:tcPr>
+          <w:p>
+            <w:pPr>
+              <w:spacing w:after="20"/>
+              <w:jc w:val="right"/>
+            </w:pPr>
+            <w:r>
+              <w:rPr>
+                <w:color w:val="1C3A36"/>
+                <w:sz w:val="17"/>
+              </w:rPr>
+              <w:t>1.30 low</w:t>
+            </w:r>
+          </w:p>
+        </w:tc>
+        <w:tc>
+          <w:tcPr>
+            <w:tcW w:type="dxa" w:w="1670"/>
+          </w:tcPr>
+          <w:p>
+            <w:pPr>
+              <w:spacing w:after="20"/>
+              <w:jc w:val="right"/>
+            </w:pPr>
+            <w:r>
+              <w:rPr>
+                <w:color w:val="1C3A36"/>
+                <w:sz w:val="17"/>
+              </w:rPr>
+              <w:t>2.55 high</w:t>
+            </w:r>
+          </w:p>
+        </w:tc>
+        <w:tc>
+          <w:tcPr>
+            <w:tcW w:type="dxa" w:w="1728"/>
+          </w:tcPr>
+          <w:p>
+            <w:pPr>
+              <w:spacing w:after="20"/>
+              <w:jc w:val="right"/>
+            </w:pPr>
+            <w:r>
+              <w:rPr>
+                <w:color w:val="1C3A36"/>
+                <w:sz w:val="17"/>
+              </w:rPr>
+            </w:r>
+          </w:p>
+        </w:tc>
+        <w:tc>
+          <w:tcPr>
+            <w:tcW w:type="dxa" w:w="2678"/>
+          </w:tcPr>
+          <w:p>
+            <w:pPr>
+              <w:spacing w:after="20"/>
+              <w:jc w:val="right"/>
+            </w:pPr>
+            <w:r>
+              <w:rPr>
+                <w:color w:val="1C3A36"/>
+                <w:sz w:val="17"/>
+              </w:rPr>
+              <w:t>Beside the answer, never weighted into it; the retired median of the nine readings was 1.48</w:t>
             </w:r>
           </w:p>
         </w:tc>
@@ -3537,7 +3641,7 @@
                 <w:color w:val="1C3A36"/>
                 <w:sz w:val="17"/>
               </w:rPr>
-              <w:t>0.9426</w:t>
+              <w:t>0.9427</w:t>
             </w:r>
           </w:p>
         </w:tc>
@@ -3555,7 +3659,7 @@
                 <w:color w:val="1C3A36"/>
                 <w:sz w:val="17"/>
               </w:rPr>
-              <w:t>0.8885</w:t>
+              <w:t>0.8886</w:t>
             </w:r>
           </w:p>
         </w:tc>
@@ -3573,7 +3677,7 @@
                 <w:color w:val="1C3A36"/>
                 <w:sz w:val="17"/>
               </w:rPr>
-              <w:t>0.8376</w:t>
+              <w:t>0.8377</w:t>
             </w:r>
           </w:p>
         </w:tc>
@@ -3591,7 +3695,7 @@
                 <w:color w:val="1C3A36"/>
                 <w:sz w:val="17"/>
               </w:rPr>
-              <w:t>0.7895</w:t>
+              <w:t>0.7897</w:t>
             </w:r>
           </w:p>
         </w:tc>
@@ -3609,7 +3713,7 @@
                 <w:color w:val="1C3A36"/>
                 <w:sz w:val="17"/>
               </w:rPr>
-              <w:t>0.7442</w:t>
+              <w:t>0.7444</w:t>
             </w:r>
           </w:p>
         </w:tc>
@@ -3690,7 +3794,7 @@
                 <w:color w:val="1C3A36"/>
                 <w:sz w:val="17"/>
               </w:rPr>
-              <w:t>1,053</w:t>
+              <w:t>1,054</w:t>
             </w:r>
           </w:p>
         </w:tc>
@@ -3710,7 +3814,7 @@
                 <w:color w:val="1C3A36"/>
                 <w:sz w:val="17"/>
               </w:rPr>
-              <w:t>975</w:t>
+              <w:t>976</w:t>
             </w:r>
           </w:p>
         </w:tc>
@@ -3730,7 +3834,7 @@
                 <w:color w:val="1C3A36"/>
                 <w:sz w:val="17"/>
               </w:rPr>
-              <w:t>937</w:t>
+              <w:t>938</w:t>
             </w:r>
           </w:p>
         </w:tc>
@@ -4001,7 +4105,7 @@
                 <w:color w:val="1C3A36"/>
                 <w:sz w:val="18"/>
               </w:rPr>
-              <w:t>25,139</w:t>
+              <w:t>25,179</w:t>
             </w:r>
           </w:p>
         </w:tc>
@@ -4038,7 +4142,7 @@
                 <w:color w:val="1C3A36"/>
                 <w:sz w:val="18"/>
               </w:rPr>
-              <w:t>18,709</w:t>
+              <w:t>18,744</w:t>
             </w:r>
           </w:p>
         </w:tc>
@@ -4075,7 +4179,7 @@
                 <w:color w:val="1C3A36"/>
                 <w:sz w:val="18"/>
               </w:rPr>
-              <w:t>5,396</w:t>
+              <w:t>5,397</w:t>
             </w:r>
           </w:p>
         </w:tc>
@@ -4112,7 +4216,7 @@
                 <w:color w:val="1C3A36"/>
                 <w:sz w:val="18"/>
               </w:rPr>
-              <w:t>24,104</w:t>
+              <w:t>24,141</w:t>
             </w:r>
           </w:p>
         </w:tc>
@@ -4190,7 +4294,7 @@
                 <w:color w:val="1C3A36"/>
                 <w:sz w:val="18"/>
               </w:rPr>
-              <w:t>24,394</w:t>
+              <w:t>24,430</w:t>
             </w:r>
           </w:p>
         </w:tc>
@@ -4383,7 +4487,7 @@
                 <w:color w:val="1C3A36"/>
                 <w:sz w:val="18"/>
               </w:rPr>
-              <w:t>20,869</w:t>
+              <w:t>20,906</w:t>
             </w:r>
           </w:p>
         </w:tc>
@@ -4420,7 +4524,7 @@
                 <w:color w:val="1C3A36"/>
                 <w:sz w:val="18"/>
               </w:rPr>
-              <w:t>0.6943</w:t>
+              <w:t>0.6955</w:t>
             </w:r>
           </w:p>
         </w:tc>
@@ -4507,7 +4611,7 @@
           <w:color w:val="1C3A36"/>
           <w:sz w:val="21"/>
         </w:rPr>
-        <w:t>Borouge earned returns on equity of 21.9%, 27.5%, 26.6% across the three audited years, a mean of 25.3%. Against a cost of equity of 6.44% and long-run growth of 2.0%, that justifies 5.25 times a book value of $0.1240 a share, or 2.39 dirhams. At the higher cost of equity of 9.38% the same return justifies only 3.16 times book, or 1.44 dirhams.</w:t>
+        <w:t>Borouge earned returns on equity of 21.9%, 27.5%, 26.6% across the three audited years, a mean of 25.3%. Against a cost of equity of 6.44% and long-run growth of 2.0%, that justifies 5.25 times a book value of $0.1240 a share, or 2.39 dirhams. At the higher cost of equity of 9.39% the same return justifies only 3.16 times book, or 1.44 dirhams.</w:t>
       </w:r>
     </w:p>
     <w:p>
@@ -4961,7 +5065,7 @@
           <w:color w:val="1C3A36"/>
           <w:sz w:val="21"/>
         </w:rPr>
-        <w:t>On that basis mid-cycle EBITDA is $1,944m and mid-cycle NOPAT $1,100m. Capitalised at 6.09%, net of the same reinvestment the terminal block charges, that gives 2.35 dirhams a share; at 8.60% it gives 1.30.</w:t>
+        <w:t>On that basis mid-cycle EBITDA is $1,944m and mid-cycle NOPAT $1,100m. Capitalised at 6.08%, net of the same reinvestment the terminal block charges, that gives 2.35 dirhams a share; at 8.60% it gives 1.30.</w:t>
       </w:r>
     </w:p>
     <w:p>
@@ -4975,7 +5079,7 @@
           <w:color w:val="1C3A36"/>
           <w:sz w:val="24"/>
         </w:rPr>
-        <w:t>1.5  The four lenses in one field</w:t>
+        <w:t>1.5  The answer, and the field around it</w:t>
       </w:r>
     </w:p>
     <w:p>
@@ -4989,7 +5093,21 @@
           <w:color w:val="1C3A36"/>
           <w:sz w:val="21"/>
         </w:rPr>
-        <w:t>The four lenses across both costs of capital span 1.30 to 2.55 dirhams, median 1.48, against a close of 2.40. Read column by column they agree closely; read across columns they do not. That is the honest shape of the answer and Figure 1 draws it as such.</w:t>
+        <w:t>The answer is the cash-flow lens on the adopted cost of capital, and it is stated on both sides of the shipping-lane judgement: 2.55 dirhams if navigation normalises during 2026, 2.35 if the disruption persists. The other lenses are cross-checks and span 1.30 to 2.55 dirhams against a close of 2.35.</w:t>
+      </w:r>
+    </w:p>
+    <w:p>
+      <w:pPr>
+        <w:spacing w:after="120" w:before="0"/>
+      </w:pPr>
+      <w:r>
+        <w:rPr>
+          <w:b w:val="0"/>
+          <w:i w:val="0"/>
+          <w:color w:val="1C3A36"/>
+          <w:sz w:val="21"/>
+        </w:rPr>
+        <w:t>Read column by column those cross-checks agree closely; read across columns they do not, and the reason is one number — which cost of capital the reading uses. That is why an average across them is not a valuation: the readings fall into two blocks rather than spreading, so anything computed across the field picks a block rather than balancing the two. A previous edition published the MEDIAN of the nine readings, 1.48 dirhams, as its central. It is retired and shown unused. Figure 1 draws the field as it is.</w:t>
       </w:r>
     </w:p>
     <w:p>
@@ -5896,7 +6014,7 @@
                 <w:color w:val="1C3A36"/>
                 <w:sz w:val="17"/>
               </w:rPr>
-              <w:t>1.018</w:t>
+              <w:t>1.021</w:t>
             </w:r>
           </w:p>
         </w:tc>
@@ -6061,7 +6179,7 @@
                 <w:color w:val="1C3A36"/>
                 <w:sz w:val="17"/>
               </w:rPr>
-              <w:t>9.38%</w:t>
+              <w:t>9.39%</w:t>
             </w:r>
           </w:p>
         </w:tc>
@@ -6098,7 +6216,7 @@
                 <w:color w:val="1C3A36"/>
                 <w:sz w:val="17"/>
               </w:rPr>
-              <w:t>6.09%</w:t>
+              <w:t>6.08%</w:t>
             </w:r>
           </w:p>
         </w:tc>
@@ -7209,7 +7327,7 @@
                 <w:color w:val="1C3A36"/>
                 <w:sz w:val="17"/>
               </w:rPr>
-              <w:t>9.38%</w:t>
+              <w:t>9.39%</w:t>
             </w:r>
           </w:p>
         </w:tc>
@@ -7319,7 +7437,7 @@
                 <w:color w:val="1C3A36"/>
                 <w:sz w:val="17"/>
               </w:rPr>
-              <w:t>85.7%</w:t>
+              <w:t>85.5%</w:t>
             </w:r>
           </w:p>
         </w:tc>
@@ -7337,7 +7455,7 @@
                 <w:color w:val="1C3A36"/>
                 <w:sz w:val="17"/>
               </w:rPr>
-              <w:t>Market capitalisation $19,643m against net debt $3,275m</w:t>
+              <w:t>Market capitalisation $19,234m against net debt $3,275m</w:t>
             </w:r>
           </w:p>
         </w:tc>
@@ -7378,7 +7496,7 @@
                 <w:color w:val="1C3A36"/>
                 <w:sz w:val="17"/>
               </w:rPr>
-              <w:t>6.09%</w:t>
+              <w:t>6.08%</w:t>
             </w:r>
           </w:p>
         </w:tc>
@@ -7915,7 +8033,7 @@
           <w:color w:val="1C3A36"/>
           <w:sz w:val="21"/>
         </w:rPr>
-        <w:t>Two things are worth reading off that grid. The first is how steep it is: half a point on the cost of capital is worth roughly half a dirham, which is why the beta debate dominates this study. The second is subtler — value RISES with terminal growth here, which is the opposite of the usual textbook direction. That is not an error. Growth has to be funded by reinvestment of growth divided by the return on capital, and at a 12% return against a 6.09% cost of capital that reinvestment earns far more than it costs. Had the return sat below the cost of capital the sign would flip.</w:t>
+        <w:t>Two things are worth reading off that grid. The first is how steep it is: half a point on the cost of capital is worth roughly half a dirham, which is why the beta debate dominates this study. The second is subtler — value RISES with terminal growth here, which is the opposite of the usual textbook direction. That is not an error. Growth has to be funded by reinvestment of growth divided by the return on capital, and at a 12% return against a 6.08% cost of capital that reinvestment earns far more than it costs. Had the return sat below the cost of capital the sign would flip.</w:t>
       </w:r>
     </w:p>
     <w:tbl>
@@ -8165,7 +8283,7 @@
                 <w:color w:val="1C3A36"/>
                 <w:sz w:val="17"/>
               </w:rPr>
-              <w:t>3.07</w:t>
+              <w:t>3.08</w:t>
             </w:r>
           </w:p>
         </w:tc>
@@ -8288,7 +8406,7 @@
           <w:color w:val="1C3A36"/>
           <w:sz w:val="21"/>
         </w:rPr>
-        <w:t>The share closed at 2.40 dirhams on 7 August 2026, having traded between 2.38 and 2.68 over the past year. It sits 10.4% below that high and 0.8% above that low — which is to say, close to the bottom of its own range.</w:t>
+        <w:t>The share closed at 2.35 dirhams on 7 August 2026, having traded between 2.38 and 2.68 over the past year. It sits 10.4% below that high and 0.8% above that low — which is to say, close to the bottom of its own range.</w:t>
       </w:r>
     </w:p>
     <w:p>
@@ -9013,7 +9131,7 @@
           <w:color w:val="1C3A36"/>
           <w:sz w:val="21"/>
         </w:rPr>
-        <w:t>The bands below are simulated from the cleaned daily price history since listing. The central drift is not a forecast of direction — it is the risk-free rate of 3.65% less the dividend yield, which at the company’s stated annual intention of 16.2 fils a share on a 2.40 close is 6.75%. Because the dividend exceeds the risk-free rate, the drift is NEGATIVE at -3.10% a year: a share that pays out more than cash earns should, all else equal, drift down by the difference. That is why the probability of finishing above today’s close is slightly below half rather than above it.</w:t>
+        <w:t>The bands below are simulated from the cleaned daily price history since listing. The central drift is not a forecast of direction — it is the risk-free rate of 3.65% less the dividend yield, which at the company’s stated annual intention of 16.2 fils a share on a 2.35 close is 6.75%. Because the dividend exceeds the risk-free rate, the drift is NEGATIVE at -3.10% a year: a share that pays out more than cash earns should, all else equal, drift down by the difference. That is why the probability of finishing above today’s close is slightly below half rather than above it.</w:t>
       </w:r>
     </w:p>
     <w:tbl>
@@ -9772,7 +9890,7 @@
                 <w:color w:val="1C3A36"/>
                 <w:sz w:val="17"/>
               </w:rPr>
-              <w:t>2.52</w:t>
+              <w:t>2.47</w:t>
             </w:r>
           </w:p>
         </w:tc>
@@ -9845,7 +9963,7 @@
                 <w:color w:val="1C3A36"/>
                 <w:sz w:val="17"/>
               </w:rPr>
-              <w:t>2.64</w:t>
+              <w:t>2.59</w:t>
             </w:r>
           </w:p>
         </w:tc>
@@ -9918,7 +10036,7 @@
                 <w:color w:val="1C3A36"/>
                 <w:sz w:val="17"/>
               </w:rPr>
-              <w:t>2.76</w:t>
+              <w:t>2.70</w:t>
             </w:r>
           </w:p>
         </w:tc>
@@ -9991,7 +10109,7 @@
                 <w:color w:val="1C3A36"/>
                 <w:sz w:val="17"/>
               </w:rPr>
-              <w:t>2.88</w:t>
+              <w:t>2.82</w:t>
             </w:r>
           </w:p>
         </w:tc>
@@ -10064,7 +10182,7 @@
                 <w:color w:val="1C3A36"/>
                 <w:sz w:val="17"/>
               </w:rPr>
-              <w:t>2.28</w:t>
+              <w:t>2.23</w:t>
             </w:r>
           </w:p>
         </w:tc>
@@ -10137,7 +10255,7 @@
                 <w:color w:val="1C3A36"/>
                 <w:sz w:val="17"/>
               </w:rPr>
-              <w:t>2.16</w:t>
+              <w:t>2.12</w:t>
             </w:r>
           </w:p>
         </w:tc>
@@ -10210,7 +10328,7 @@
                 <w:color w:val="1C3A36"/>
                 <w:sz w:val="17"/>
               </w:rPr>
-              <w:t>2.04</w:t>
+              <w:t>2.00</w:t>
             </w:r>
           </w:p>
         </w:tc>
@@ -10283,7 +10401,7 @@
                 <w:color w:val="1C3A36"/>
                 <w:sz w:val="17"/>
               </w:rPr>
-              <w:t>1.92</w:t>
+              <w:t>1.88</w:t>
             </w:r>
           </w:p>
         </w:tc>
@@ -10899,7 +11017,7 @@
           <w:color w:val="1C3A36"/>
           <w:sz w:val="21"/>
         </w:rPr>
-        <w:t>The pattern is clear once the columns are read separately. Inside the low-risk column the four lenses span 1.46 to 2.55; inside the high-risk column they span 1.30 to 1.46. The relative lens sits in the middle of the whole field precisely because it is the one lens the risk debate cannot touch — and at 1.46 against a close of 2.40, it is also the lens that sits furthest below the market.</w:t>
+        <w:t>The pattern is clear once the columns are read separately. Inside the low-risk column the four lenses span 1.46 to 2.55; inside the high-risk column they span 1.30 to 1.46. The relative lens sits in the middle of the whole field precisely because it is the one lens the risk debate cannot touch — and at 1.46 against a close of 2.35, it is also the lens that sits furthest below the market.</w:t>
       </w:r>
     </w:p>
     <w:p>
@@ -11516,7 +11634,7 @@
           <w:color w:val="1C3A36"/>
           <w:sz w:val="21"/>
         </w:rPr>
-        <w:t>A fair-value range of 1.30 to 2.55 and a three-month band of 2.07 to 2.74 are answers to different questions. The first is about the business over years; the second is about the share price over weeks. Nothing in this study claims the price will move toward the fair-value range inside the band’s window.</w:t>
+        <w:t>A fair-value range of 2.35 to 2.55 and a three-month band of 2.07 to 2.74 are answers to different questions. The first is about the business over years; the second is about the share price over weeks. Nothing in this study claims the price will move toward the fair-value range inside the band’s window.</w:t>
       </w:r>
     </w:p>
     <w:p>
@@ -11651,7 +11769,7 @@
                 <w:color w:val="1C3A36"/>
                 <w:sz w:val="16"/>
               </w:rPr>
-              <w:t>It is worth about 1.07 dirhams a share — more than every other uncertainty in this study combined</w:t>
+              <w:t>It is worth about 1.08 dirhams a share — more than every other uncertainty in this study combined</w:t>
             </w:r>
           </w:p>
         </w:tc>
@@ -18077,7 +18195,7 @@
                 <w:color w:val="1C3A36"/>
                 <w:sz w:val="17"/>
               </w:rPr>
-              <w:t>5,396</w:t>
+              <w:t>5,397</w:t>
             </w:r>
           </w:p>
         </w:tc>
@@ -18114,7 +18232,7 @@
                 <w:color w:val="1C3A36"/>
                 <w:sz w:val="17"/>
               </w:rPr>
-              <w:t>18,709</w:t>
+              <w:t>18,744</w:t>
             </w:r>
           </w:p>
         </w:tc>
@@ -18192,7 +18310,7 @@
                 <w:color w:val="1C3A36"/>
                 <w:sz w:val="17"/>
               </w:rPr>
-              <w:t>24,394</w:t>
+              <w:t>24,430</w:t>
             </w:r>
           </w:p>
         </w:tc>
@@ -18266,7 +18384,7 @@
                 <w:color w:val="1C3A36"/>
                 <w:sz w:val="17"/>
               </w:rPr>
-              <w:t>20,869</w:t>
+              <w:t>20,906</w:t>
             </w:r>
           </w:p>
         </w:tc>
@@ -18823,7 +18941,7 @@
                 <w:color w:val="1C3A36"/>
                 <w:sz w:val="17"/>
               </w:rPr>
-              <w:t>9.38%</w:t>
+              <w:t>9.39%</w:t>
             </w:r>
           </w:p>
         </w:tc>
@@ -20121,7 +20239,7 @@
                 <w:color w:val="1C3A36"/>
                 <w:sz w:val="16"/>
               </w:rPr>
-              <w:t>1.07</w:t>
+              <w:t>1.08</w:t>
             </w:r>
           </w:p>
         </w:tc>
@@ -20139,7 +20257,7 @@
                 <w:color w:val="1C3A36"/>
                 <w:sz w:val="16"/>
               </w:rPr>
-              <w:t>Beta of 0.42 against 1.02 — a cost of capital of 6.09% against 8.60%. This single input is larger than every other disagreement combined</w:t>
+              <w:t>Beta of 0.42 against 1.02 — a cost of capital of 6.08% against 8.60%. This single input is larger than every other disagreement combined</w:t>
             </w:r>
           </w:p>
         </w:tc>
